--- a/러시아 인권변호사/8부/8부_5화_크릴로프의_마지막_대화.docx
+++ b/러시아 인권변호사/8부/8부_5화_크릴로프의_마지막_대화.docx
@@ -36,7 +36,7 @@
           <w:i w:val="0"/>
           <w:sz w:val="22"/>
         </w:rPr>
-        <w:t>알렉세이 “료샤” 오를로프(대통령) / 세르게이 알렉산드로비치 크릴로프(전 보안 블록 책임자, 5부 9화 자진 사임 후 은퇴, 지팡이를 짚고 약을 챙겨 먹는 쇠약한 노인) / 이리나 올레고브나 마르첸코(대통령 행정실장) / 파벨 드미트리예비치 구르킨(국가보안기관장, 크릴로프의 후임) / 카탸 리시나(대통령 비서실 실무 총괄) / 볼딘(경호 책임자)·아베린 대령·다리야 볼코바·비코프(언급만)</w:t>
+        <w:t>알렉세이 “료샤” 오를로프(대통령) / 세르게이 알렉산드로비치 크릴로프(전 보안 블록 책임자, 5부 9화 자진 사임 후 은퇴, 지팡이를 짚고 약을 챙겨 먹는 쇠약한 노인) / 이리나 올레고브나 마르첸코(대통령 행정실장) / 로디온 드미트리예비치 구르킨(국가보안기관장, 크릴로프의 후임) / 카탸 리시나(대통령 비서실 실무 총괄) / 볼딘(경호 책임자)·아베린 대령·다리야 볼코바·비코프(언급만)</w:t>
       </w:r>
     </w:p>
     <w:p>
@@ -466,7 +466,7 @@
           <w:i w:val="0"/>
           <w:sz w:val="22"/>
         </w:rPr>
-        <w:t xml:space="preserve"> Что вы предлагаете, Павел Дмитриевич?</w:t>
+        <w:t xml:space="preserve"> Что вы предлагаете, Родион Дмитриевич?</w:t>
       </w:r>
     </w:p>
     <w:p>
@@ -748,7 +748,7 @@
           <w:i w:val="0"/>
           <w:sz w:val="22"/>
         </w:rPr>
-        <w:t>Вы меня не присылали, Павел Дмитриевич. Я еду сам.</w:t>
+        <w:t>Вы меня не присылали, Родион Дмитриевич. Я еду сам.</w:t>
       </w:r>
     </w:p>
     <w:p>

--- a/러시아 인권변호사/8부/8부_5화_크릴로프의_마지막_대화.docx
+++ b/러시아 인권변호사/8부/8부_5화_크릴로프의_마지막_대화.docx
@@ -2419,7 +2419,7 @@
           <w:i w:val="0"/>
           <w:sz w:val="22"/>
         </w:rPr>
-        <w:t>А Быков? Вы отняли у него статус адвоката. Его выпустили после восьми дней в изоляторе, и в тот же вечер он умер. Вы тогда сказали мне: «Такого приказа я не отдавал».</w:t>
+        <w:t>А Быков? Вы отняли у него статус адвоката. Его выпустили после восьми дней в изоляторе, в тот же вечер он упал у себя дома и умер в больнице. Вы тогда сказали мне: «Такого приказа я не отдавал».</w:t>
       </w:r>
     </w:p>
     <w:p>

--- a/러시아 인권변호사/8부/8부_5화_크릴로프의_마지막_대화.docx
+++ b/러시아 인권변호사/8부/8부_5화_크릴로프의_마지막_대화.docx
@@ -2085,7 +2085,7 @@
           <w:color w:val="1F3864"/>
           <w:sz w:val="26"/>
         </w:rPr>
-        <w:t>장면 4 — 사과나무 아래 — 다리야, 그리고 묻지 않은 질문</w:t>
+        <w:t>장면 4 — 난로 앞, 찻주전자가 끓는 동안 — 장작과 안토노프카</w:t>
       </w:r>
     </w:p>
     <w:p>
@@ -2100,7 +2100,7 @@
           <w:color w:val="555555"/>
           <w:sz w:val="22"/>
         </w:rPr>
-        <w:t>(вышли во двор; яблони уже голые, собака идёт следом)</w:t>
+        <w:t>(печь прогорает; Крылов, кряхтя, тянется к корзине с поленьями)</w:t>
       </w:r>
     </w:p>
     <w:p>
@@ -2123,7 +2123,7 @@
           <w:i w:val="0"/>
           <w:sz w:val="22"/>
         </w:rPr>
-        <w:t>Я приехал не только за тетрадью. Есть вопрос, который я не задал вам тогда. Тогда я не мог говорить.</w:t>
+        <w:t>Сидите. Я подложу.</w:t>
       </w:r>
     </w:p>
     <w:p>
@@ -2146,7 +2146,7 @@
           <w:i w:val="0"/>
           <w:sz w:val="22"/>
         </w:rPr>
-        <w:t>Про Дарью Волкову.</w:t>
+        <w:t>Умеете? Президентов нынче этому учат?</w:t>
       </w:r>
     </w:p>
     <w:p>
@@ -2169,7 +2169,7 @@
           <w:i w:val="0"/>
           <w:sz w:val="22"/>
         </w:rPr>
-        <w:t>Вы сказали: «Не знал. Подозревал. Не спрашивал». Когда вы впервые заподозрили?</w:t>
+        <w:t>Президентов — нет. Дело нехитрое.</w:t>
       </w:r>
     </w:p>
     <w:p>
@@ -2184,6 +2184,84 @@
           <w:sz w:val="22"/>
         </w:rPr>
         <w:t xml:space="preserve">Крылов: </w:t>
+      </w:r>
+      <w:r>
+        <w:rPr>
+          <w:rFonts w:ascii="Times New Roman" w:hAnsi="Times New Roman" w:eastAsia="Malgun Gothic"/>
+          <w:b w:val="0"/>
+          <w:i w:val="0"/>
+          <w:sz w:val="22"/>
+        </w:rPr>
+        <w:t>Нехитрое. Берёзовые кладите, осина только дымит. И не всё сразу — задушите огонь.</w:t>
+      </w:r>
+    </w:p>
+    <w:p>
+      <w:pPr>
+        <w:spacing w:before="0" w:after="110" w:line="300" w:lineRule="auto"/>
+      </w:pPr>
+      <w:r>
+        <w:rPr>
+          <w:rFonts w:ascii="Times New Roman" w:hAnsi="Times New Roman" w:eastAsia="Malgun Gothic"/>
+          <w:b/>
+          <w:i w:val="0"/>
+          <w:sz w:val="22"/>
+        </w:rPr>
+        <w:t xml:space="preserve">Лёша: </w:t>
+      </w:r>
+      <w:r>
+        <w:rPr>
+          <w:rFonts w:ascii="Times New Roman" w:hAnsi="Times New Roman" w:eastAsia="Malgun Gothic"/>
+          <w:b w:val="0"/>
+          <w:i w:val="0"/>
+          <w:sz w:val="22"/>
+        </w:rPr>
+        <w:t>Два хватит?</w:t>
+      </w:r>
+    </w:p>
+    <w:p>
+      <w:pPr>
+        <w:spacing w:before="0" w:after="110" w:line="300" w:lineRule="auto"/>
+      </w:pPr>
+      <w:r>
+        <w:rPr>
+          <w:rFonts w:ascii="Times New Roman" w:hAnsi="Times New Roman" w:eastAsia="Malgun Gothic"/>
+          <w:b/>
+          <w:i w:val="0"/>
+          <w:sz w:val="22"/>
+        </w:rPr>
+        <w:t xml:space="preserve">Крылов: </w:t>
+      </w:r>
+      <w:r>
+        <w:rPr>
+          <w:rFonts w:ascii="Times New Roman" w:hAnsi="Times New Roman" w:eastAsia="Malgun Gothic"/>
+          <w:b w:val="0"/>
+          <w:i w:val="0"/>
+          <w:sz w:val="22"/>
+        </w:rPr>
+        <w:t>Два и щепку сверху. Вот так. Заслонку чуть прикройте. Нет, не до конца — угорим оба. Хотя для страны, может, и неплохой вариант.</w:t>
+      </w:r>
+    </w:p>
+    <w:p>
+      <w:pPr>
+        <w:spacing w:before="0" w:after="110" w:line="300" w:lineRule="auto"/>
+      </w:pPr>
+      <w:r>
+        <w:rPr>
+          <w:rFonts w:ascii="Times New Roman" w:hAnsi="Times New Roman" w:eastAsia="Malgun Gothic"/>
+          <w:b/>
+          <w:i w:val="0"/>
+          <w:sz w:val="22"/>
+        </w:rPr>
+        <w:t xml:space="preserve">Лёша: </w:t>
+      </w:r>
+      <w:r>
+        <w:rPr>
+          <w:rFonts w:ascii="Times New Roman" w:hAnsi="Times New Roman" w:eastAsia="Malgun Gothic"/>
+          <w:b w:val="0"/>
+          <w:i w:val="0"/>
+          <w:sz w:val="22"/>
+        </w:rPr>
+        <w:t xml:space="preserve">Не дождётесь, Сергей Александрович. </w:t>
       </w:r>
       <w:r>
         <w:rPr>
@@ -2193,7 +2271,7 @@
           <w:color w:val="555555"/>
           <w:sz w:val="22"/>
         </w:rPr>
-        <w:t>(останавливается)</w:t>
+        <w:t>(прикрывает)</w:t>
       </w:r>
       <w:r>
         <w:rPr>
@@ -2202,7 +2280,7 @@
           <w:i w:val="0"/>
           <w:sz w:val="22"/>
         </w:rPr>
-        <w:t xml:space="preserve"> За два дня. Аверин пришёл с докладом о другом, а в конце сказал: «Журналистка готовит материал, есть мнение, что её надо остановить». Я сказал: «Останавливайте законно». И подписал его другие бумаги.</w:t>
+        <w:t xml:space="preserve"> Так?</w:t>
       </w:r>
     </w:p>
     <w:p>
@@ -2216,7 +2294,7 @@
           <w:i w:val="0"/>
           <w:sz w:val="22"/>
         </w:rPr>
-        <w:t xml:space="preserve">Лёша: </w:t>
+        <w:t xml:space="preserve">Крылов: </w:t>
       </w:r>
       <w:r>
         <w:rPr>
@@ -2225,7 +2303,7 @@
           <w:i w:val="0"/>
           <w:sz w:val="22"/>
         </w:rPr>
-        <w:t>И не спросили, что для него значит «законно».</w:t>
+        <w:t>Так. Руки у вас, оказывается, растут откуда надо.</w:t>
       </w:r>
     </w:p>
     <w:p>
@@ -2239,7 +2317,7 @@
           <w:i w:val="0"/>
           <w:sz w:val="22"/>
         </w:rPr>
-        <w:t xml:space="preserve">Крылов: </w:t>
+        <w:t xml:space="preserve">Лёша: </w:t>
       </w:r>
       <w:r>
         <w:rPr>
@@ -2248,7 +2326,7 @@
           <w:i w:val="0"/>
           <w:sz w:val="22"/>
         </w:rPr>
-        <w:t>Не спросил. Я знал, что для Аверина значит это слово. Знал двадцать лет. Поэтому и не спросил: если бы спросил, пришлось бы знать ответ.</w:t>
+        <w:t>Отец научил. Он всё умел руками.</w:t>
       </w:r>
     </w:p>
     <w:p>
@@ -2262,7 +2340,7 @@
           <w:i w:val="0"/>
           <w:sz w:val="22"/>
         </w:rPr>
-        <w:t xml:space="preserve">Лёша: </w:t>
+        <w:t xml:space="preserve">Крылов: </w:t>
       </w:r>
       <w:r>
         <w:rPr>
@@ -2272,7 +2350,7 @@
           <w:color w:val="555555"/>
           <w:sz w:val="22"/>
         </w:rPr>
-        <w:t>(глухо)</w:t>
+        <w:t>(помолчав)</w:t>
       </w:r>
       <w:r>
         <w:rPr>
@@ -2281,7 +2359,7 @@
           <w:i w:val="0"/>
           <w:sz w:val="22"/>
         </w:rPr>
-        <w:t xml:space="preserve"> Два дня. У вас было два дня.</w:t>
+        <w:t xml:space="preserve"> Чаю поставить? Морс — это для фельдшерицы. А разговор у нас, вижу, ещё не кончился.</w:t>
       </w:r>
     </w:p>
     <w:p>
@@ -2295,7 +2373,7 @@
           <w:i w:val="0"/>
           <w:sz w:val="22"/>
         </w:rPr>
-        <w:t xml:space="preserve">Крылов: </w:t>
+        <w:t xml:space="preserve">Лёша: </w:t>
       </w:r>
       <w:r>
         <w:rPr>
@@ -2304,7 +2382,7 @@
           <w:i w:val="0"/>
           <w:sz w:val="22"/>
         </w:rPr>
-        <w:t>Было. Я их прожил очень хорошо, Алексей Николаевич. Спокойно. Работал, ездил на совещания, спал по ночам. Вот за эти два спокойных дня я и живу теперь здесь.</w:t>
+        <w:t>Поставьте. Только я сам. Где у вас чайник?</w:t>
       </w:r>
     </w:p>
     <w:p>
@@ -2318,7 +2396,7 @@
           <w:i w:val="0"/>
           <w:sz w:val="22"/>
         </w:rPr>
-        <w:t xml:space="preserve">Лёша: </w:t>
+        <w:t xml:space="preserve">Крылов: </w:t>
       </w:r>
       <w:r>
         <w:rPr>
@@ -2327,7 +2405,7 @@
           <w:i w:val="0"/>
           <w:sz w:val="22"/>
         </w:rPr>
-        <w:t>Вы хотите, чтобы я вас простил?</w:t>
+        <w:t>На плите, где ж ему быть. Вода в ведре, ковшик на гвозде. Заварка в жестяной банке на полке — там, где написано «гречка».</w:t>
       </w:r>
     </w:p>
     <w:p>
@@ -2341,7 +2419,7 @@
           <w:i w:val="0"/>
           <w:sz w:val="22"/>
         </w:rPr>
-        <w:t xml:space="preserve">Крылов: </w:t>
+        <w:t xml:space="preserve">Лёша: </w:t>
       </w:r>
       <w:r>
         <w:rPr>
@@ -2350,7 +2428,7 @@
           <w:i w:val="0"/>
           <w:sz w:val="22"/>
         </w:rPr>
-        <w:t>Нет. Я хочу, чтобы вы не прощали. Простите — и сами начнёте думать, что два спокойных дня можно пережить. Нельзя.</w:t>
+        <w:t>Почему «гречка»?</w:t>
       </w:r>
     </w:p>
     <w:p>
@@ -2364,7 +2442,7 @@
           <w:i w:val="0"/>
           <w:sz w:val="22"/>
         </w:rPr>
-        <w:t xml:space="preserve">Лёша: </w:t>
+        <w:t xml:space="preserve">Крылов: </w:t>
       </w:r>
       <w:r>
         <w:rPr>
@@ -2373,76 +2451,7 @@
           <w:i w:val="0"/>
           <w:sz w:val="22"/>
         </w:rPr>
-        <w:t>Я и не собирался. Я приехал не прощать.</w:t>
-      </w:r>
-    </w:p>
-    <w:p>
-      <w:pPr>
-        <w:spacing w:before="0" w:after="110" w:line="300" w:lineRule="auto"/>
-      </w:pPr>
-      <w:r>
-        <w:rPr>
-          <w:rFonts w:ascii="Times New Roman" w:hAnsi="Times New Roman" w:eastAsia="Malgun Gothic"/>
-          <w:b/>
-          <w:i w:val="0"/>
-          <w:sz w:val="22"/>
-        </w:rPr>
-        <w:t xml:space="preserve">Крылов: </w:t>
-      </w:r>
-      <w:r>
-        <w:rPr>
-          <w:rFonts w:ascii="Times New Roman" w:hAnsi="Times New Roman" w:eastAsia="Malgun Gothic"/>
-          <w:b w:val="0"/>
-          <w:i w:val="0"/>
-          <w:sz w:val="22"/>
-        </w:rPr>
-        <w:t>Знаю. Поэтому и открыл дверь.</w:t>
-      </w:r>
-    </w:p>
-    <w:p>
-      <w:pPr>
-        <w:spacing w:before="0" w:after="110" w:line="300" w:lineRule="auto"/>
-      </w:pPr>
-      <w:r>
-        <w:rPr>
-          <w:rFonts w:ascii="Times New Roman" w:hAnsi="Times New Roman" w:eastAsia="Malgun Gothic"/>
-          <w:b/>
-          <w:i w:val="0"/>
-          <w:sz w:val="22"/>
-        </w:rPr>
-        <w:t xml:space="preserve">Лёша: </w:t>
-      </w:r>
-      <w:r>
-        <w:rPr>
-          <w:rFonts w:ascii="Times New Roman" w:hAnsi="Times New Roman" w:eastAsia="Malgun Gothic"/>
-          <w:b w:val="0"/>
-          <w:i w:val="0"/>
-          <w:sz w:val="22"/>
-        </w:rPr>
-        <w:t>А Быков? Вы отняли у него статус адвоката. Его выпустили после восьми дней в изоляторе, в тот же вечер он упал у себя дома и умер в больнице. Вы тогда сказали мне: «Такого приказа я не отдавал».</w:t>
-      </w:r>
-    </w:p>
-    <w:p>
-      <w:pPr>
-        <w:spacing w:before="0" w:after="110" w:line="300" w:lineRule="auto"/>
-      </w:pPr>
-      <w:r>
-        <w:rPr>
-          <w:rFonts w:ascii="Times New Roman" w:hAnsi="Times New Roman" w:eastAsia="Malgun Gothic"/>
-          <w:b/>
-          <w:i w:val="0"/>
-          <w:sz w:val="22"/>
-        </w:rPr>
-        <w:t xml:space="preserve">Крылов: </w:t>
-      </w:r>
-      <w:r>
-        <w:rPr>
-          <w:rFonts w:ascii="Times New Roman" w:hAnsi="Times New Roman" w:eastAsia="Malgun Gothic"/>
-          <w:b w:val="0"/>
-          <w:i w:val="0"/>
-          <w:sz w:val="22"/>
-        </w:rPr>
-        <w:t xml:space="preserve">Не отдавал. </w:t>
+        <w:t xml:space="preserve">Привычка. Кто полезет искать — подумает, что гречка. </w:t>
       </w:r>
       <w:r>
         <w:rPr>
@@ -2452,7 +2461,7 @@
           <w:color w:val="555555"/>
           <w:sz w:val="22"/>
         </w:rPr>
-        <w:t>(пауза)</w:t>
+        <w:t>(усмехнувшись)</w:t>
       </w:r>
       <w:r>
         <w:rPr>
@@ -2461,7 +2470,7 @@
           <w:i w:val="0"/>
           <w:sz w:val="22"/>
         </w:rPr>
-        <w:t xml:space="preserve"> Но я построил здание, в котором таких приказов никто не отдаёт — потому что они не нужны. Люди в нём сами знают, что делать с неудобным стариком, у которого больное сердце. Это хуже приказа. Приказ можно найти в архиве.</w:t>
+        <w:t xml:space="preserve"> Сорок лет подписывал не то, что внутри.</w:t>
       </w:r>
     </w:p>
     <w:p>
@@ -2476,38 +2485,6 @@
           <w:sz w:val="22"/>
         </w:rPr>
         <w:t xml:space="preserve">Лёша: </w:t>
-      </w:r>
-      <w:r>
-        <w:rPr>
-          <w:rFonts w:ascii="Times New Roman" w:hAnsi="Times New Roman" w:eastAsia="Malgun Gothic"/>
-          <w:b w:val="0"/>
-          <w:i w:val="0"/>
-          <w:sz w:val="22"/>
-        </w:rPr>
-        <w:t>Сорок с лишним лет назад вы вели дело Уварова, а он его защищал.</w:t>
-      </w:r>
-    </w:p>
-    <w:p>
-      <w:pPr>
-        <w:spacing w:before="0" w:after="110" w:line="300" w:lineRule="auto"/>
-      </w:pPr>
-      <w:r>
-        <w:rPr>
-          <w:rFonts w:ascii="Times New Roman" w:hAnsi="Times New Roman" w:eastAsia="Malgun Gothic"/>
-          <w:b/>
-          <w:i w:val="0"/>
-          <w:sz w:val="22"/>
-        </w:rPr>
-        <w:t xml:space="preserve">Крылов: </w:t>
-      </w:r>
-      <w:r>
-        <w:rPr>
-          <w:rFonts w:ascii="Times New Roman" w:hAnsi="Times New Roman" w:eastAsia="Malgun Gothic"/>
-          <w:b w:val="0"/>
-          <w:i w:val="0"/>
-          <w:sz w:val="22"/>
-        </w:rPr>
-        <w:t xml:space="preserve">Я был молодой следователь, а он — злой адвокат с сигаретой. Он тогда сказал мне в коридоре: «Сергей Александрович, вы умный человек. Зачем вам это?» Я ответил, что служу. Он сказал: «Служите — это хорошо. Главное, не перепутайте, кому». </w:t>
       </w:r>
       <w:r>
         <w:rPr>
@@ -2517,7 +2494,7 @@
           <w:color w:val="555555"/>
           <w:sz w:val="22"/>
         </w:rPr>
-        <w:t>(помолчав)</w:t>
+        <w:t>(открывая банку)</w:t>
       </w:r>
       <w:r>
         <w:rPr>
@@ -2526,7 +2503,7 @@
           <w:i w:val="0"/>
           <w:sz w:val="22"/>
         </w:rPr>
-        <w:t xml:space="preserve"> Перепутал. На сорок лет.</w:t>
+        <w:t xml:space="preserve"> Действительно чай. Сколько класть?</w:t>
       </w:r>
     </w:p>
     <w:p>
@@ -2540,7 +2517,7 @@
           <w:i w:val="0"/>
           <w:sz w:val="22"/>
         </w:rPr>
-        <w:t xml:space="preserve">Лёша: </w:t>
+        <w:t xml:space="preserve">Крылов: </w:t>
       </w:r>
       <w:r>
         <w:rPr>
@@ -2549,7 +2526,7 @@
           <w:i w:val="0"/>
           <w:sz w:val="22"/>
         </w:rPr>
-        <w:t>Он умел говорить такие вещи в коридорах.</w:t>
+        <w:t>Не жалейте. Жидкий не пью.</w:t>
       </w:r>
     </w:p>
     <w:p>
@@ -2563,7 +2540,7 @@
           <w:i w:val="0"/>
           <w:sz w:val="22"/>
         </w:rPr>
-        <w:t xml:space="preserve">Крылов: </w:t>
+        <w:t xml:space="preserve">Лёша: </w:t>
       </w:r>
       <w:r>
         <w:rPr>
@@ -2572,7 +2549,7 @@
           <w:i w:val="0"/>
           <w:sz w:val="22"/>
         </w:rPr>
-        <w:t>Умел. Вы тоже научились. Вы весь в Быкова, я это вам ещё тогда говорил. Только он всю жизнь стоял у двери и стучал. А вы вошли и сели за стол. Это страшнее. Для вас.</w:t>
+        <w:t>А вам крепкий можно? С вашим сердцем?</w:t>
       </w:r>
     </w:p>
     <w:p>
@@ -2586,7 +2563,7 @@
           <w:i w:val="0"/>
           <w:sz w:val="22"/>
         </w:rPr>
-        <w:t xml:space="preserve">Лёша: </w:t>
+        <w:t xml:space="preserve">Крылов: </w:t>
       </w:r>
       <w:r>
         <w:rPr>
@@ -2595,30 +2572,7 @@
           <w:i w:val="0"/>
           <w:sz w:val="22"/>
         </w:rPr>
-        <w:t>Почему?</w:t>
-      </w:r>
-    </w:p>
-    <w:p>
-      <w:pPr>
-        <w:spacing w:before="0" w:after="110" w:line="300" w:lineRule="auto"/>
-      </w:pPr>
-      <w:r>
-        <w:rPr>
-          <w:rFonts w:ascii="Times New Roman" w:hAnsi="Times New Roman" w:eastAsia="Malgun Gothic"/>
-          <w:b/>
-          <w:i w:val="0"/>
-          <w:sz w:val="22"/>
-        </w:rPr>
-        <w:t xml:space="preserve">Крылов: </w:t>
-      </w:r>
-      <w:r>
-        <w:rPr>
-          <w:rFonts w:ascii="Times New Roman" w:hAnsi="Times New Roman" w:eastAsia="Malgun Gothic"/>
-          <w:b w:val="0"/>
-          <w:i w:val="0"/>
-          <w:sz w:val="22"/>
-        </w:rPr>
-        <w:t>Потому что за столом рано или поздно начинаешь думать, что постфактум — это нормально. Вы весной это уже попробовали. Я читал в газетах про тот пограничный приказ.</w:t>
+        <w:t>Мне теперь можно всё, чего уже не запретят. Фельдшерица ругается — я киваю. Мы оба довольны.</w:t>
       </w:r>
     </w:p>
     <w:p>
@@ -2642,7 +2596,7 @@
           <w:color w:val="555555"/>
           <w:sz w:val="22"/>
         </w:rPr>
-        <w:t>(помолчав)</w:t>
+        <w:t>(ставит чайник на плиту)</w:t>
       </w:r>
       <w:r>
         <w:rPr>
@@ -2651,7 +2605,7 @@
           <w:i w:val="0"/>
           <w:sz w:val="22"/>
         </w:rPr>
-        <w:t xml:space="preserve"> Попробовал. И поэтому здесь.</w:t>
+        <w:t xml:space="preserve"> Сахар есть?</w:t>
       </w:r>
     </w:p>
     <w:p>
@@ -2674,23 +2628,30 @@
           <w:i w:val="0"/>
           <w:sz w:val="22"/>
         </w:rPr>
-        <w:t>Значит, вы быстрее меня. Мне понадобилось сорок лет и одна мёртвая журналистка.</w:t>
+        <w:t>Сахара нет. Есть варенье, яблочное. Вон с той яблони, что под окном. Урожай в этом году — девать некуда.</w:t>
       </w:r>
     </w:p>
     <w:p>
       <w:pPr>
-        <w:keepNext/>
-        <w:spacing w:before="320" w:after="140"/>
+        <w:spacing w:before="0" w:after="110" w:line="300" w:lineRule="auto"/>
       </w:pPr>
       <w:r>
         <w:rPr>
           <w:rFonts w:ascii="Times New Roman" w:hAnsi="Times New Roman" w:eastAsia="Malgun Gothic"/>
           <w:b/>
           <w:i w:val="0"/>
-          <w:color w:val="1F3864"/>
-          <w:sz w:val="26"/>
-        </w:rPr>
-        <w:t>장면 5 — 대문 앞 — 크릴로프의 마지막 부탁</w:t>
+          <w:sz w:val="22"/>
+        </w:rPr>
+        <w:t xml:space="preserve">Лёша: </w:t>
+      </w:r>
+      <w:r>
+        <w:rPr>
+          <w:rFonts w:ascii="Times New Roman" w:hAnsi="Times New Roman" w:eastAsia="Malgun Gothic"/>
+          <w:b w:val="0"/>
+          <w:i w:val="0"/>
+          <w:sz w:val="22"/>
+        </w:rPr>
+        <w:t>Сами варили?</w:t>
       </w:r>
     </w:p>
     <w:p>
@@ -2713,99 +2674,7 @@
           <w:i w:val="0"/>
           <w:sz w:val="22"/>
         </w:rPr>
-        <w:t>Две просьбы, Алексей Николаевич. Раз уж вы приехали без охраны у двери.</w:t>
-      </w:r>
-    </w:p>
-    <w:p>
-      <w:pPr>
-        <w:spacing w:before="0" w:after="110" w:line="300" w:lineRule="auto"/>
-      </w:pPr>
-      <w:r>
-        <w:rPr>
-          <w:rFonts w:ascii="Times New Roman" w:hAnsi="Times New Roman" w:eastAsia="Malgun Gothic"/>
-          <w:b/>
-          <w:i w:val="0"/>
-          <w:sz w:val="22"/>
-        </w:rPr>
-        <w:t xml:space="preserve">Лёша: </w:t>
-      </w:r>
-      <w:r>
-        <w:rPr>
-          <w:rFonts w:ascii="Times New Roman" w:hAnsi="Times New Roman" w:eastAsia="Malgun Gothic"/>
-          <w:b w:val="0"/>
-          <w:i w:val="0"/>
-          <w:sz w:val="22"/>
-        </w:rPr>
-        <w:t>Слушаю.</w:t>
-      </w:r>
-    </w:p>
-    <w:p>
-      <w:pPr>
-        <w:spacing w:before="0" w:after="110" w:line="300" w:lineRule="auto"/>
-      </w:pPr>
-      <w:r>
-        <w:rPr>
-          <w:rFonts w:ascii="Times New Roman" w:hAnsi="Times New Roman" w:eastAsia="Malgun Gothic"/>
-          <w:b/>
-          <w:i w:val="0"/>
-          <w:sz w:val="22"/>
-        </w:rPr>
-        <w:t xml:space="preserve">Крылов: </w:t>
-      </w:r>
-      <w:r>
-        <w:rPr>
-          <w:rFonts w:ascii="Times New Roman" w:hAnsi="Times New Roman" w:eastAsia="Malgun Gothic"/>
-          <w:b w:val="0"/>
-          <w:i w:val="0"/>
-          <w:sz w:val="22"/>
-        </w:rPr>
-        <w:t>Первая. Когда примете закон — пришлите мне текст. Не с фельдъегерем. Обычной почтой. Хочу получить его, как получают все.</w:t>
-      </w:r>
-    </w:p>
-    <w:p>
-      <w:pPr>
-        <w:spacing w:before="0" w:after="110" w:line="300" w:lineRule="auto"/>
-      </w:pPr>
-      <w:r>
-        <w:rPr>
-          <w:rFonts w:ascii="Times New Roman" w:hAnsi="Times New Roman" w:eastAsia="Malgun Gothic"/>
-          <w:b/>
-          <w:i w:val="0"/>
-          <w:sz w:val="22"/>
-        </w:rPr>
-        <w:t xml:space="preserve">Лёша: </w:t>
-      </w:r>
-      <w:r>
-        <w:rPr>
-          <w:rFonts w:ascii="Times New Roman" w:hAnsi="Times New Roman" w:eastAsia="Malgun Gothic"/>
-          <w:b w:val="0"/>
-          <w:i w:val="0"/>
-          <w:sz w:val="22"/>
-        </w:rPr>
-        <w:t>Пришлю.</w:t>
-      </w:r>
-    </w:p>
-    <w:p>
-      <w:pPr>
-        <w:spacing w:before="0" w:after="110" w:line="300" w:lineRule="auto"/>
-      </w:pPr>
-      <w:r>
-        <w:rPr>
-          <w:rFonts w:ascii="Times New Roman" w:hAnsi="Times New Roman" w:eastAsia="Malgun Gothic"/>
-          <w:b/>
-          <w:i w:val="0"/>
-          <w:sz w:val="22"/>
-        </w:rPr>
-        <w:t xml:space="preserve">Крылов: </w:t>
-      </w:r>
-      <w:r>
-        <w:rPr>
-          <w:rFonts w:ascii="Times New Roman" w:hAnsi="Times New Roman" w:eastAsia="Malgun Gothic"/>
-          <w:b w:val="0"/>
-          <w:i w:val="0"/>
-          <w:sz w:val="22"/>
-        </w:rPr>
-        <w:t>Вторая. Когда я умру, никаких речей. Ни от вас, ни от Гуркина, ни от бывших сослуживцев. Они и так боятся сюда ездить — пусть не боятся приезжать на кладбище.</w:t>
+        <w:t>Куда мне. Соседка варила, из моих яблок. Половину себе, половину мне. Единственный честный обмен, который у меня в жизни получился.</w:t>
       </w:r>
     </w:p>
     <w:p>
@@ -2829,7 +2698,7 @@
           <w:color w:val="555555"/>
           <w:sz w:val="22"/>
         </w:rPr>
-        <w:t>(глядя на палку)</w:t>
+        <w:t>(пробуя с ложки)</w:t>
       </w:r>
       <w:r>
         <w:rPr>
@@ -2838,7 +2707,7 @@
           <w:i w:val="0"/>
           <w:sz w:val="22"/>
         </w:rPr>
-        <w:t xml:space="preserve"> Вы так говорите, будто собираетесь скоро.</w:t>
+        <w:t xml:space="preserve"> Кисловатое.</w:t>
       </w:r>
     </w:p>
     <w:p>
@@ -2861,7 +2730,7 @@
           <w:i w:val="0"/>
           <w:sz w:val="22"/>
         </w:rPr>
-        <w:t>Я собираюсь так, как собираются все под семьдесят, у кого сердце и лёгкие служили дольше, чем хозяин. Врачи говорят «наблюдаться». Я наблюдаюсь. Фельдшерица наблюдает меня. Мы оба довольны.</w:t>
+        <w:t>Антоновка. Она и должна быть кислой. Сладкое варенье — для тех, кто не любит яблоки.</w:t>
       </w:r>
     </w:p>
     <w:p>
@@ -2884,7 +2753,7 @@
           <w:i w:val="0"/>
           <w:sz w:val="22"/>
         </w:rPr>
-        <w:t>А кроме неё? Никто не ездит?</w:t>
+        <w:t>А сами яблоки ещё остались?</w:t>
       </w:r>
     </w:p>
     <w:p>
@@ -2907,7 +2776,7 @@
           <w:i w:val="0"/>
           <w:sz w:val="22"/>
         </w:rPr>
-        <w:t>Бывшие подчинённые боятся, что я их вспомню. Бывшие враги брезгуют. Дочь соседки носит мне хлеб по вторникам — думает, что я отставной бухгалтер. Я её не разубеждаю. Бухгалтер — достойная профессия.</w:t>
+        <w:t>В сенях ящик. Возьмите матери. И не отказывайтесь — всё равно пропадут.</w:t>
       </w:r>
     </w:p>
     <w:p>
@@ -2930,7 +2799,7 @@
           <w:i w:val="0"/>
           <w:sz w:val="22"/>
         </w:rPr>
-        <w:t>Сергей Александрович, если в тетради будет то, что потребует ваших показаний, — вас вызовут.</w:t>
+        <w:t>Возьму. Спасибо.</w:t>
       </w:r>
     </w:p>
     <w:p>
@@ -2945,29 +2814,6 @@
           <w:sz w:val="22"/>
         </w:rPr>
         <w:t xml:space="preserve">Крылов: </w:t>
-      </w:r>
-      <w:r>
-        <w:rPr>
-          <w:rFonts w:ascii="Times New Roman" w:hAnsi="Times New Roman" w:eastAsia="Malgun Gothic"/>
-          <w:b w:val="0"/>
-          <w:i w:val="0"/>
-          <w:sz w:val="22"/>
-        </w:rPr>
-        <w:t>Пусть вызывают. Приеду на электричке. Скажу всё, что знаю. Это будет честнее любых мемуаров — там хотя бы под протокол.</w:t>
-      </w:r>
-    </w:p>
-    <w:p>
-      <w:pPr>
-        <w:spacing w:before="0" w:after="110" w:line="300" w:lineRule="auto"/>
-      </w:pPr>
-      <w:r>
-        <w:rPr>
-          <w:rFonts w:ascii="Times New Roman" w:hAnsi="Times New Roman" w:eastAsia="Malgun Gothic"/>
-          <w:b/>
-          <w:i w:val="0"/>
-          <w:sz w:val="22"/>
-        </w:rPr>
-        <w:t xml:space="preserve">Лёша: </w:t>
       </w:r>
       <w:r>
         <w:rPr>
@@ -2977,7 +2823,7 @@
           <w:color w:val="555555"/>
           <w:sz w:val="22"/>
         </w:rPr>
-        <w:t>(протягивает руку)</w:t>
+        <w:t>(кивая на шахматную доску)</w:t>
       </w:r>
       <w:r>
         <w:rPr>
@@ -2986,7 +2832,7 @@
           <w:i w:val="0"/>
           <w:sz w:val="22"/>
         </w:rPr>
-        <w:t xml:space="preserve"> Прощайте.</w:t>
+        <w:t xml:space="preserve"> Видите задачку? Мат в три хода. Для внука соседки решаю, он в кружок ходит. Третий день сижу.</w:t>
       </w:r>
     </w:p>
     <w:p>
@@ -3000,7 +2846,53 @@
           <w:i w:val="0"/>
           <w:sz w:val="22"/>
         </w:rPr>
+        <w:t xml:space="preserve">Лёша: </w:t>
+      </w:r>
+      <w:r>
+        <w:rPr>
+          <w:rFonts w:ascii="Times New Roman" w:hAnsi="Times New Roman" w:eastAsia="Malgun Gothic"/>
+          <w:b w:val="0"/>
+          <w:i w:val="0"/>
+          <w:sz w:val="22"/>
+        </w:rPr>
+        <w:t>Мат в три — и третий день?</w:t>
+      </w:r>
+    </w:p>
+    <w:p>
+      <w:pPr>
+        <w:spacing w:before="0" w:after="110" w:line="300" w:lineRule="auto"/>
+      </w:pPr>
+      <w:r>
+        <w:rPr>
+          <w:rFonts w:ascii="Times New Roman" w:hAnsi="Times New Roman" w:eastAsia="Malgun Gothic"/>
+          <w:b/>
+          <w:i w:val="0"/>
+          <w:sz w:val="22"/>
+        </w:rPr>
         <w:t xml:space="preserve">Крылов: </w:t>
+      </w:r>
+      <w:r>
+        <w:rPr>
+          <w:rFonts w:ascii="Times New Roman" w:hAnsi="Times New Roman" w:eastAsia="Malgun Gothic"/>
+          <w:b w:val="0"/>
+          <w:i w:val="0"/>
+          <w:sz w:val="22"/>
+        </w:rPr>
+        <w:t>Раньше решал за минуту. Теперь голова не та. Посмотрите свежим глазом.</w:t>
+      </w:r>
+    </w:p>
+    <w:p>
+      <w:pPr>
+        <w:spacing w:before="0" w:after="110" w:line="300" w:lineRule="auto"/>
+      </w:pPr>
+      <w:r>
+        <w:rPr>
+          <w:rFonts w:ascii="Times New Roman" w:hAnsi="Times New Roman" w:eastAsia="Malgun Gothic"/>
+          <w:b/>
+          <w:i w:val="0"/>
+          <w:sz w:val="22"/>
+        </w:rPr>
+        <w:t xml:space="preserve">Лёша: </w:t>
       </w:r>
       <w:r>
         <w:rPr>
@@ -3010,7 +2902,7 @@
           <w:color w:val="555555"/>
           <w:sz w:val="22"/>
         </w:rPr>
-        <w:t>(пожимает, не отпуская сразу)</w:t>
+        <w:t>(посмотрев)</w:t>
       </w:r>
       <w:r>
         <w:rPr>
@@ -3019,38 +2911,36 @@
           <w:i w:val="0"/>
           <w:sz w:val="22"/>
         </w:rPr>
-        <w:t xml:space="preserve"> Прощайте, Алексей Николаевич. И передайте Гуркину — пусть спрашивает. Всегда. Даже вас. Особенно вас.</w:t>
+        <w:t xml:space="preserve"> Ладьёй сюда?</w:t>
       </w:r>
     </w:p>
     <w:p>
       <w:pPr>
-        <w:keepNext/>
-        <w:spacing w:before="320" w:after="140"/>
+        <w:spacing w:before="0" w:after="110" w:line="300" w:lineRule="auto"/>
       </w:pPr>
       <w:r>
         <w:rPr>
           <w:rFonts w:ascii="Times New Roman" w:hAnsi="Times New Roman" w:eastAsia="Malgun Gothic"/>
           <w:b/>
           <w:i w:val="0"/>
-          <w:color w:val="1F3864"/>
-          <w:sz w:val="26"/>
-        </w:rPr>
-        <w:t>장면 6 — 대통령 집무실, 같은 날 밤 — 명단 속의 이름들</w:t>
+          <w:sz w:val="22"/>
+        </w:rPr>
+        <w:t xml:space="preserve">Крылов: </w:t>
+      </w:r>
+      <w:r>
+        <w:rPr>
+          <w:rFonts w:ascii="Times New Roman" w:hAnsi="Times New Roman" w:eastAsia="Malgun Gothic"/>
+          <w:b w:val="0"/>
+          <w:i w:val="0"/>
+          <w:sz w:val="22"/>
+        </w:rPr>
+        <w:t>Пробовал. Король уходит в угол. Не торопитесь — это у вас общая беда, у молодых.</w:t>
       </w:r>
     </w:p>
     <w:p>
       <w:pPr>
         <w:spacing w:before="0" w:after="110" w:line="300" w:lineRule="auto"/>
       </w:pPr>
-      <w:r>
-        <w:rPr>
-          <w:rFonts w:ascii="Times New Roman" w:hAnsi="Times New Roman" w:eastAsia="Malgun Gothic"/>
-          <w:b/>
-          <w:i w:val="0"/>
-          <w:sz w:val="22"/>
-        </w:rPr>
-        <w:t xml:space="preserve">Гуркин: </w:t>
-      </w:r>
       <w:r>
         <w:rPr>
           <w:rFonts w:ascii="Times New Roman" w:hAnsi="Times New Roman" w:eastAsia="Malgun Gothic"/>
@@ -3059,16 +2949,7 @@
           <w:color w:val="555555"/>
           <w:sz w:val="22"/>
         </w:rPr>
-        <w:t>(листая тетрадь, медленно)</w:t>
-      </w:r>
-      <w:r>
-        <w:rPr>
-          <w:rFonts w:ascii="Times New Roman" w:hAnsi="Times New Roman" w:eastAsia="Malgun Gothic"/>
-          <w:b w:val="0"/>
-          <w:i w:val="0"/>
-          <w:sz w:val="22"/>
-        </w:rPr>
-        <w:t xml:space="preserve"> Шифры простые, если знать ключ. Девятнадцать частных фирм, через которые шла обработка данных. Шесть из них — аверинские. Я займусь ими в понедельник. Точнее — займётся следствие. Я только передам.</w:t>
+        <w:t>(чайник начинает шуметь)</w:t>
       </w:r>
     </w:p>
     <w:p>
@@ -3082,7 +2963,7 @@
           <w:i w:val="0"/>
           <w:sz w:val="22"/>
         </w:rPr>
-        <w:t xml:space="preserve">Лёша: </w:t>
+        <w:t xml:space="preserve">Крылов: </w:t>
       </w:r>
       <w:r>
         <w:rPr>
@@ -3091,7 +2972,7 @@
           <w:i w:val="0"/>
           <w:sz w:val="22"/>
         </w:rPr>
-        <w:t>Не вы и не я. Копию — в независимую комиссию, копию — в службу финансовой прозрачности: пусть проследят деньги этих фирм. А оригинал — в прокуратуру.</w:t>
+        <w:t>Слышите? Ворчит. Он у меня старый, как хозяин: долго ворчит, прежде чем закипеть.</w:t>
       </w:r>
     </w:p>
     <w:p>
@@ -3105,39 +2986,7 @@
           <w:i w:val="0"/>
           <w:sz w:val="22"/>
         </w:rPr>
-        <w:t xml:space="preserve">Ирина: </w:t>
-      </w:r>
-      <w:r>
-        <w:rPr>
-          <w:rFonts w:ascii="Times New Roman" w:hAnsi="Times New Roman" w:eastAsia="Malgun Gothic"/>
-          <w:b w:val="0"/>
-          <w:i w:val="0"/>
-          <w:sz w:val="22"/>
-        </w:rPr>
-        <w:t>А бумажный список?</w:t>
-      </w:r>
-    </w:p>
-    <w:p>
-      <w:pPr>
-        <w:spacing w:before="0" w:after="110" w:line="300" w:lineRule="auto"/>
-      </w:pPr>
-      <w:r>
-        <w:rPr>
-          <w:rFonts w:ascii="Times New Roman" w:hAnsi="Times New Roman" w:eastAsia="Malgun Gothic"/>
-          <w:b/>
-          <w:i w:val="0"/>
-          <w:sz w:val="22"/>
-        </w:rPr>
-        <w:t xml:space="preserve">Гуркин: </w:t>
-      </w:r>
-      <w:r>
-        <w:rPr>
-          <w:rFonts w:ascii="Times New Roman" w:hAnsi="Times New Roman" w:eastAsia="Malgun Gothic"/>
-          <w:b w:val="0"/>
-          <w:i w:val="0"/>
-          <w:sz w:val="22"/>
-        </w:rPr>
-        <w:t xml:space="preserve">Около шести тысяч фамилий. Журналисты, адвокаты, учителя, священник, двое депутатов прежнего созыва. </w:t>
+        <w:t xml:space="preserve">Лёша: </w:t>
       </w:r>
       <w:r>
         <w:rPr>
@@ -3147,7 +2996,7 @@
           <w:color w:val="555555"/>
           <w:sz w:val="22"/>
         </w:rPr>
-        <w:t>(пауза)</w:t>
+        <w:t>(наливая)</w:t>
       </w:r>
       <w:r>
         <w:rPr>
@@ -3156,7 +3005,7 @@
           <w:i w:val="0"/>
           <w:sz w:val="22"/>
         </w:rPr>
-        <w:t xml:space="preserve"> Алексей Николаевич, вы в нём есть. С первого года работы у Быкова.</w:t>
+        <w:t xml:space="preserve"> Вам полную?</w:t>
       </w:r>
     </w:p>
     <w:p>
@@ -3170,7 +3019,7 @@
           <w:i w:val="0"/>
           <w:sz w:val="22"/>
         </w:rPr>
-        <w:t xml:space="preserve">Лёша: </w:t>
+        <w:t xml:space="preserve">Крылов: </w:t>
       </w:r>
       <w:r>
         <w:rPr>
@@ -3179,30 +3028,7 @@
           <w:i w:val="0"/>
           <w:sz w:val="22"/>
         </w:rPr>
-        <w:t>Я догадывался.</w:t>
-      </w:r>
-    </w:p>
-    <w:p>
-      <w:pPr>
-        <w:spacing w:before="0" w:after="110" w:line="300" w:lineRule="auto"/>
-      </w:pPr>
-      <w:r>
-        <w:rPr>
-          <w:rFonts w:ascii="Times New Roman" w:hAnsi="Times New Roman" w:eastAsia="Malgun Gothic"/>
-          <w:b/>
-          <w:i w:val="0"/>
-          <w:sz w:val="22"/>
-        </w:rPr>
-        <w:t xml:space="preserve">Гуркин: </w:t>
-      </w:r>
-      <w:r>
-        <w:rPr>
-          <w:rFonts w:ascii="Times New Roman" w:hAnsi="Times New Roman" w:eastAsia="Malgun Gothic"/>
-          <w:b w:val="0"/>
-          <w:i w:val="0"/>
-          <w:sz w:val="22"/>
-        </w:rPr>
-        <w:t xml:space="preserve">Быков тоже есть. С дела Уварова. И… </w:t>
+        <w:t xml:space="preserve">Полчашки. Руки трясутся — пролью, собака потом лужу лижет. </w:t>
       </w:r>
       <w:r>
         <w:rPr>
@@ -3212,7 +3038,16 @@
           <w:color w:val="555555"/>
           <w:sz w:val="22"/>
         </w:rPr>
-        <w:t>(замолкает)</w:t>
+        <w:t>(отпивает)</w:t>
+      </w:r>
+      <w:r>
+        <w:rPr>
+          <w:rFonts w:ascii="Times New Roman" w:hAnsi="Times New Roman" w:eastAsia="Malgun Gothic"/>
+          <w:b w:val="0"/>
+          <w:i w:val="0"/>
+          <w:sz w:val="22"/>
+        </w:rPr>
+        <w:t xml:space="preserve"> Крепкий. Правильно заварили.</w:t>
       </w:r>
     </w:p>
     <w:p>
@@ -3235,7 +3070,7 @@
           <w:i w:val="0"/>
           <w:sz w:val="22"/>
         </w:rPr>
-        <w:t>Дарья.</w:t>
+        <w:t>У меня был хороший учитель по этой части.</w:t>
       </w:r>
     </w:p>
     <w:p>
@@ -3249,22 +3084,8 @@
           <w:i w:val="0"/>
           <w:sz w:val="22"/>
         </w:rPr>
-        <w:t xml:space="preserve">Гуркин: </w:t>
-      </w:r>
-      <w:r>
-        <w:rPr>
-          <w:rFonts w:ascii="Times New Roman" w:hAnsi="Times New Roman" w:eastAsia="Malgun Gothic"/>
-          <w:b w:val="0"/>
-          <w:i w:val="0"/>
-          <w:sz w:val="22"/>
-        </w:rPr>
-        <w:t>Дарья Волкова. Последняя запись — за два дня до исчезновения. Почерк Аверина.</w:t>
-      </w:r>
-    </w:p>
-    <w:p>
-      <w:pPr>
-        <w:spacing w:before="0" w:after="110" w:line="300" w:lineRule="auto"/>
-      </w:pPr>
+        <w:t xml:space="preserve">Крылов: </w:t>
+      </w:r>
       <w:r>
         <w:rPr>
           <w:rFonts w:ascii="Times New Roman" w:hAnsi="Times New Roman" w:eastAsia="Malgun Gothic"/>
@@ -3273,21 +3094,7 @@
           <w:color w:val="555555"/>
           <w:sz w:val="22"/>
         </w:rPr>
-        <w:t>(долгая пауза; Ирина тихо встаёт и закрывает дверь)</w:t>
-      </w:r>
-    </w:p>
-    <w:p>
-      <w:pPr>
-        <w:spacing w:before="0" w:after="110" w:line="300" w:lineRule="auto"/>
-      </w:pPr>
-      <w:r>
-        <w:rPr>
-          <w:rFonts w:ascii="Times New Roman" w:hAnsi="Times New Roman" w:eastAsia="Malgun Gothic"/>
-          <w:b/>
-          <w:i w:val="0"/>
-          <w:sz w:val="22"/>
-        </w:rPr>
-        <w:t xml:space="preserve">Ирина: </w:t>
+        <w:t>(не сразу)</w:t>
       </w:r>
       <w:r>
         <w:rPr>
@@ -3296,30 +3103,7 @@
           <w:i w:val="0"/>
           <w:sz w:val="22"/>
         </w:rPr>
-        <w:t>Алексей Николаевич.</w:t>
-      </w:r>
-    </w:p>
-    <w:p>
-      <w:pPr>
-        <w:spacing w:before="0" w:after="110" w:line="300" w:lineRule="auto"/>
-      </w:pPr>
-      <w:r>
-        <w:rPr>
-          <w:rFonts w:ascii="Times New Roman" w:hAnsi="Times New Roman" w:eastAsia="Malgun Gothic"/>
-          <w:b/>
-          <w:i w:val="0"/>
-          <w:sz w:val="22"/>
-        </w:rPr>
-        <w:t xml:space="preserve">Лёша: </w:t>
-      </w:r>
-      <w:r>
-        <w:rPr>
-          <w:rFonts w:ascii="Times New Roman" w:hAnsi="Times New Roman" w:eastAsia="Malgun Gothic"/>
-          <w:b w:val="0"/>
-          <w:i w:val="0"/>
-          <w:sz w:val="22"/>
-        </w:rPr>
-        <w:t xml:space="preserve">Я в порядке, Ирина. Я обещал позвонить, если захочу сделать глупость. Не хочу. </w:t>
+        <w:t xml:space="preserve"> Знаю, какой. </w:t>
       </w:r>
       <w:r>
         <w:rPr>
@@ -3329,7 +3113,7 @@
           <w:color w:val="555555"/>
           <w:sz w:val="22"/>
         </w:rPr>
-        <w:t>(помолчав)</w:t>
+        <w:t>(пауза)</w:t>
       </w:r>
       <w:r>
         <w:rPr>
@@ -3338,114 +3122,29 @@
           <w:i w:val="0"/>
           <w:sz w:val="22"/>
         </w:rPr>
-        <w:t xml:space="preserve"> Хочу сделать очень скучную вещь.</w:t>
+        <w:t xml:space="preserve"> Допивайте, и выйдем к яблоням. Врачи велят гулять, а одному скучно.</w:t>
       </w:r>
     </w:p>
     <w:p>
       <w:pPr>
-        <w:spacing w:before="0" w:after="110" w:line="300" w:lineRule="auto"/>
+        <w:keepNext/>
+        <w:spacing w:before="320" w:after="140"/>
       </w:pPr>
       <w:r>
         <w:rPr>
           <w:rFonts w:ascii="Times New Roman" w:hAnsi="Times New Roman" w:eastAsia="Malgun Gothic"/>
           <w:b/>
           <w:i w:val="0"/>
-          <w:sz w:val="22"/>
-        </w:rPr>
-        <w:t xml:space="preserve">Ирина: </w:t>
-      </w:r>
-      <w:r>
-        <w:rPr>
-          <w:rFonts w:ascii="Times New Roman" w:hAnsi="Times New Roman" w:eastAsia="Malgun Gothic"/>
-          <w:b w:val="0"/>
-          <w:i w:val="0"/>
-          <w:sz w:val="22"/>
-        </w:rPr>
-        <w:t>Какую?</w:t>
+          <w:color w:val="1F3864"/>
+          <w:sz w:val="26"/>
+        </w:rPr>
+        <w:t>장면 5 — 사과나무 아래 — 다리야, 그리고 묻지 않은 질문</w:t>
       </w:r>
     </w:p>
     <w:p>
       <w:pPr>
         <w:spacing w:before="0" w:after="110" w:line="300" w:lineRule="auto"/>
       </w:pPr>
-      <w:r>
-        <w:rPr>
-          <w:rFonts w:ascii="Times New Roman" w:hAnsi="Times New Roman" w:eastAsia="Malgun Gothic"/>
-          <w:b/>
-          <w:i w:val="0"/>
-          <w:sz w:val="22"/>
-        </w:rPr>
-        <w:t xml:space="preserve">Лёша: </w:t>
-      </w:r>
-      <w:r>
-        <w:rPr>
-          <w:rFonts w:ascii="Times New Roman" w:hAnsi="Times New Roman" w:eastAsia="Malgun Gothic"/>
-          <w:b w:val="0"/>
-          <w:i w:val="0"/>
-          <w:sz w:val="22"/>
-        </w:rPr>
-        <w:t>Каждому из шести тысяч — письмо. Обычное, бумажное. «Вы состояли в списке профилактического учёта. Список ликвидирован. Вы имеете право ознакомиться со своим делом». И в законе — отдельная статья: любой человек может узнать, следило ли за ним государство. Не через десять лет, а по запросу.</w:t>
-      </w:r>
-    </w:p>
-    <w:p>
-      <w:pPr>
-        <w:spacing w:before="0" w:after="110" w:line="300" w:lineRule="auto"/>
-      </w:pPr>
-      <w:r>
-        <w:rPr>
-          <w:rFonts w:ascii="Times New Roman" w:hAnsi="Times New Roman" w:eastAsia="Malgun Gothic"/>
-          <w:b/>
-          <w:i w:val="0"/>
-          <w:sz w:val="22"/>
-        </w:rPr>
-        <w:t xml:space="preserve">Гуркин: </w:t>
-      </w:r>
-      <w:r>
-        <w:rPr>
-          <w:rFonts w:ascii="Times New Roman" w:hAnsi="Times New Roman" w:eastAsia="Malgun Gothic"/>
-          <w:b w:val="0"/>
-          <w:i w:val="0"/>
-          <w:sz w:val="22"/>
-        </w:rPr>
-        <w:t>Будут скандалы. Люди прочитают, кто на них писал.</w:t>
-      </w:r>
-    </w:p>
-    <w:p>
-      <w:pPr>
-        <w:spacing w:before="0" w:after="110" w:line="300" w:lineRule="auto"/>
-      </w:pPr>
-      <w:r>
-        <w:rPr>
-          <w:rFonts w:ascii="Times New Roman" w:hAnsi="Times New Roman" w:eastAsia="Malgun Gothic"/>
-          <w:b/>
-          <w:i w:val="0"/>
-          <w:sz w:val="22"/>
-        </w:rPr>
-        <w:t xml:space="preserve">Лёша: </w:t>
-      </w:r>
-      <w:r>
-        <w:rPr>
-          <w:rFonts w:ascii="Times New Roman" w:hAnsi="Times New Roman" w:eastAsia="Malgun Gothic"/>
-          <w:b w:val="0"/>
-          <w:i w:val="0"/>
-          <w:sz w:val="22"/>
-        </w:rPr>
-        <w:t>Будут. Лучше скандал сейчас, чем такая тетрадь в чьём-нибудь ящике через двадцать лет.</w:t>
-      </w:r>
-    </w:p>
-    <w:p>
-      <w:pPr>
-        <w:spacing w:before="0" w:after="110" w:line="300" w:lineRule="auto"/>
-      </w:pPr>
-      <w:r>
-        <w:rPr>
-          <w:rFonts w:ascii="Times New Roman" w:hAnsi="Times New Roman" w:eastAsia="Malgun Gothic"/>
-          <w:b/>
-          <w:i w:val="0"/>
-          <w:sz w:val="22"/>
-        </w:rPr>
-        <w:t xml:space="preserve">Катя: </w:t>
-      </w:r>
       <w:r>
         <w:rPr>
           <w:rFonts w:ascii="Times New Roman" w:hAnsi="Times New Roman" w:eastAsia="Malgun Gothic"/>
@@ -3454,16 +3153,7 @@
           <w:color w:val="555555"/>
           <w:sz w:val="22"/>
         </w:rPr>
-        <w:t>(в дверях)</w:t>
-      </w:r>
-      <w:r>
-        <w:rPr>
-          <w:rFonts w:ascii="Times New Roman" w:hAnsi="Times New Roman" w:eastAsia="Malgun Gothic"/>
-          <w:b w:val="0"/>
-          <w:i w:val="0"/>
-          <w:sz w:val="22"/>
-        </w:rPr>
-        <w:t xml:space="preserve"> Черновик статьи о «Неводе» комиссия просит к среде. И спрашивает, будете ли вы вносить правки.</w:t>
+        <w:t>(вышли во двор; яблони уже голые, собака идёт следом)</w:t>
       </w:r>
     </w:p>
     <w:p>
@@ -3486,7 +3176,7 @@
           <w:i w:val="0"/>
           <w:sz w:val="22"/>
         </w:rPr>
-        <w:t>Не буду. Передайте всё как есть. Я заказчик, а не редактор.</w:t>
+        <w:t>Я приехал не только за тетрадью. Есть вопрос, который я не задал вам тогда. Тогда я не мог говорить.</w:t>
       </w:r>
     </w:p>
     <w:p>
@@ -3500,7 +3190,53 @@
           <w:i w:val="0"/>
           <w:sz w:val="22"/>
         </w:rPr>
-        <w:t xml:space="preserve">Ирина: </w:t>
+        <w:t xml:space="preserve">Крылов: </w:t>
+      </w:r>
+      <w:r>
+        <w:rPr>
+          <w:rFonts w:ascii="Times New Roman" w:hAnsi="Times New Roman" w:eastAsia="Malgun Gothic"/>
+          <w:b w:val="0"/>
+          <w:i w:val="0"/>
+          <w:sz w:val="22"/>
+        </w:rPr>
+        <w:t>Про Дарью Волкову.</w:t>
+      </w:r>
+    </w:p>
+    <w:p>
+      <w:pPr>
+        <w:spacing w:before="0" w:after="110" w:line="300" w:lineRule="auto"/>
+      </w:pPr>
+      <w:r>
+        <w:rPr>
+          <w:rFonts w:ascii="Times New Roman" w:hAnsi="Times New Roman" w:eastAsia="Malgun Gothic"/>
+          <w:b/>
+          <w:i w:val="0"/>
+          <w:sz w:val="22"/>
+        </w:rPr>
+        <w:t xml:space="preserve">Лёша: </w:t>
+      </w:r>
+      <w:r>
+        <w:rPr>
+          <w:rFonts w:ascii="Times New Roman" w:hAnsi="Times New Roman" w:eastAsia="Malgun Gothic"/>
+          <w:b w:val="0"/>
+          <w:i w:val="0"/>
+          <w:sz w:val="22"/>
+        </w:rPr>
+        <w:t>Вы сказали: «Не знал. Подозревал. Не спрашивал». Когда вы впервые заподозрили?</w:t>
+      </w:r>
+    </w:p>
+    <w:p>
+      <w:pPr>
+        <w:spacing w:before="0" w:after="110" w:line="300" w:lineRule="auto"/>
+      </w:pPr>
+      <w:r>
+        <w:rPr>
+          <w:rFonts w:ascii="Times New Roman" w:hAnsi="Times New Roman" w:eastAsia="Malgun Gothic"/>
+          <w:b/>
+          <w:i w:val="0"/>
+          <w:sz w:val="22"/>
+        </w:rPr>
+        <w:t xml:space="preserve">Крылов: </w:t>
       </w:r>
       <w:r>
         <w:rPr>
@@ -3510,7 +3246,7 @@
           <w:color w:val="555555"/>
           <w:sz w:val="22"/>
         </w:rPr>
-        <w:t>(когда Гуркин и Катя выходят)</w:t>
+        <w:t>(останавливается)</w:t>
       </w:r>
       <w:r>
         <w:rPr>
@@ -3519,7 +3255,7 @@
           <w:i w:val="0"/>
           <w:sz w:val="22"/>
         </w:rPr>
-        <w:t xml:space="preserve"> Каким он был?</w:t>
+        <w:t xml:space="preserve"> За два дня. Аверин пришёл с докладом о другом, а в конце сказал: «Журналистка готовит материал, есть мнение, что её надо остановить». Я сказал: «Останавливайте законно». И подписал его другие бумаги.</w:t>
       </w:r>
     </w:p>
     <w:p>
@@ -3542,7 +3278,44 @@
           <w:i w:val="0"/>
           <w:sz w:val="22"/>
         </w:rPr>
-        <w:t xml:space="preserve">Старым. С палкой, с таблетками по дням недели, кашляет так, что собака уходит из комнаты. Честнее, чем раньше. И совсем один. </w:t>
+        <w:t>И не спросили, что для него значит «законно».</w:t>
+      </w:r>
+    </w:p>
+    <w:p>
+      <w:pPr>
+        <w:spacing w:before="0" w:after="110" w:line="300" w:lineRule="auto"/>
+      </w:pPr>
+      <w:r>
+        <w:rPr>
+          <w:rFonts w:ascii="Times New Roman" w:hAnsi="Times New Roman" w:eastAsia="Malgun Gothic"/>
+          <w:b/>
+          <w:i w:val="0"/>
+          <w:sz w:val="22"/>
+        </w:rPr>
+        <w:t xml:space="preserve">Крылов: </w:t>
+      </w:r>
+      <w:r>
+        <w:rPr>
+          <w:rFonts w:ascii="Times New Roman" w:hAnsi="Times New Roman" w:eastAsia="Malgun Gothic"/>
+          <w:b w:val="0"/>
+          <w:i w:val="0"/>
+          <w:sz w:val="22"/>
+        </w:rPr>
+        <w:t>Не спросил. Я знал, что для Аверина значит это слово. Знал двадцать лет. Поэтому и не спросил: если бы спросил, пришлось бы знать ответ.</w:t>
+      </w:r>
+    </w:p>
+    <w:p>
+      <w:pPr>
+        <w:spacing w:before="0" w:after="110" w:line="300" w:lineRule="auto"/>
+      </w:pPr>
+      <w:r>
+        <w:rPr>
+          <w:rFonts w:ascii="Times New Roman" w:hAnsi="Times New Roman" w:eastAsia="Malgun Gothic"/>
+          <w:b/>
+          <w:i w:val="0"/>
+          <w:sz w:val="22"/>
+        </w:rPr>
+        <w:t xml:space="preserve">Лёша: </w:t>
       </w:r>
       <w:r>
         <w:rPr>
@@ -3552,7 +3325,7 @@
           <w:color w:val="555555"/>
           <w:sz w:val="22"/>
         </w:rPr>
-        <w:t>(пауза)</w:t>
+        <w:t>(глухо)</w:t>
       </w:r>
       <w:r>
         <w:rPr>
@@ -3561,7 +3334,7 @@
           <w:i w:val="0"/>
           <w:sz w:val="22"/>
         </w:rPr>
-        <w:t xml:space="preserve"> Он сказал: «Я построил здание, в котором таких приказов никто не отдаёт, потому что они не нужны». Мне страшно, Ирина. Не за него. За это здание. Я в нём сижу.</w:t>
+        <w:t xml:space="preserve"> Два дня. У вас было два дня.</w:t>
       </w:r>
     </w:p>
     <w:p>
@@ -3575,7 +3348,7 @@
           <w:i w:val="0"/>
           <w:sz w:val="22"/>
         </w:rPr>
-        <w:t xml:space="preserve">Ирина: </w:t>
+        <w:t xml:space="preserve">Крылов: </w:t>
       </w:r>
       <w:r>
         <w:rPr>
@@ -3584,7 +3357,7 @@
           <w:i w:val="0"/>
           <w:sz w:val="22"/>
         </w:rPr>
-        <w:t>Тогда разбирайте его. По кирпичу. При свидетелях.</w:t>
+        <w:t>Было. Я их прожил очень хорошо, Алексей Николаевич. Спокойно. Работал, ездил на совещания, спал по ночам. Вот за эти два спокойных дня я и живу теперь здесь.</w:t>
       </w:r>
     </w:p>
     <w:p>
@@ -3607,7 +3380,122 @@
           <w:i w:val="0"/>
           <w:sz w:val="22"/>
         </w:rPr>
-        <w:t xml:space="preserve">При свидетелях. </w:t>
+        <w:t>Вы хотите, чтобы я вас простил?</w:t>
+      </w:r>
+    </w:p>
+    <w:p>
+      <w:pPr>
+        <w:spacing w:before="0" w:after="110" w:line="300" w:lineRule="auto"/>
+      </w:pPr>
+      <w:r>
+        <w:rPr>
+          <w:rFonts w:ascii="Times New Roman" w:hAnsi="Times New Roman" w:eastAsia="Malgun Gothic"/>
+          <w:b/>
+          <w:i w:val="0"/>
+          <w:sz w:val="22"/>
+        </w:rPr>
+        <w:t xml:space="preserve">Крылов: </w:t>
+      </w:r>
+      <w:r>
+        <w:rPr>
+          <w:rFonts w:ascii="Times New Roman" w:hAnsi="Times New Roman" w:eastAsia="Malgun Gothic"/>
+          <w:b w:val="0"/>
+          <w:i w:val="0"/>
+          <w:sz w:val="22"/>
+        </w:rPr>
+        <w:t>Нет. Я хочу, чтобы вы не прощали. Простите — и сами начнёте думать, что два спокойных дня можно пережить. Нельзя.</w:t>
+      </w:r>
+    </w:p>
+    <w:p>
+      <w:pPr>
+        <w:spacing w:before="0" w:after="110" w:line="300" w:lineRule="auto"/>
+      </w:pPr>
+      <w:r>
+        <w:rPr>
+          <w:rFonts w:ascii="Times New Roman" w:hAnsi="Times New Roman" w:eastAsia="Malgun Gothic"/>
+          <w:b/>
+          <w:i w:val="0"/>
+          <w:sz w:val="22"/>
+        </w:rPr>
+        <w:t xml:space="preserve">Лёша: </w:t>
+      </w:r>
+      <w:r>
+        <w:rPr>
+          <w:rFonts w:ascii="Times New Roman" w:hAnsi="Times New Roman" w:eastAsia="Malgun Gothic"/>
+          <w:b w:val="0"/>
+          <w:i w:val="0"/>
+          <w:sz w:val="22"/>
+        </w:rPr>
+        <w:t>Я и не собирался. Я приехал не прощать.</w:t>
+      </w:r>
+    </w:p>
+    <w:p>
+      <w:pPr>
+        <w:spacing w:before="0" w:after="110" w:line="300" w:lineRule="auto"/>
+      </w:pPr>
+      <w:r>
+        <w:rPr>
+          <w:rFonts w:ascii="Times New Roman" w:hAnsi="Times New Roman" w:eastAsia="Malgun Gothic"/>
+          <w:b/>
+          <w:i w:val="0"/>
+          <w:sz w:val="22"/>
+        </w:rPr>
+        <w:t xml:space="preserve">Крылов: </w:t>
+      </w:r>
+      <w:r>
+        <w:rPr>
+          <w:rFonts w:ascii="Times New Roman" w:hAnsi="Times New Roman" w:eastAsia="Malgun Gothic"/>
+          <w:b w:val="0"/>
+          <w:i w:val="0"/>
+          <w:sz w:val="22"/>
+        </w:rPr>
+        <w:t>Знаю. Поэтому и открыл дверь.</w:t>
+      </w:r>
+    </w:p>
+    <w:p>
+      <w:pPr>
+        <w:spacing w:before="0" w:after="110" w:line="300" w:lineRule="auto"/>
+      </w:pPr>
+      <w:r>
+        <w:rPr>
+          <w:rFonts w:ascii="Times New Roman" w:hAnsi="Times New Roman" w:eastAsia="Malgun Gothic"/>
+          <w:b/>
+          <w:i w:val="0"/>
+          <w:sz w:val="22"/>
+        </w:rPr>
+        <w:t xml:space="preserve">Лёша: </w:t>
+      </w:r>
+      <w:r>
+        <w:rPr>
+          <w:rFonts w:ascii="Times New Roman" w:hAnsi="Times New Roman" w:eastAsia="Malgun Gothic"/>
+          <w:b w:val="0"/>
+          <w:i w:val="0"/>
+          <w:sz w:val="22"/>
+        </w:rPr>
+        <w:t>А Быков? Вы отняли у него статус адвоката. Его выпустили после восьми дней в изоляторе, в тот же вечер он упал у себя дома и умер в больнице. Вы тогда сказали мне: «Такого приказа я не отдавал».</w:t>
+      </w:r>
+    </w:p>
+    <w:p>
+      <w:pPr>
+        <w:spacing w:before="0" w:after="110" w:line="300" w:lineRule="auto"/>
+      </w:pPr>
+      <w:r>
+        <w:rPr>
+          <w:rFonts w:ascii="Times New Roman" w:hAnsi="Times New Roman" w:eastAsia="Malgun Gothic"/>
+          <w:b/>
+          <w:i w:val="0"/>
+          <w:sz w:val="22"/>
+        </w:rPr>
+        <w:t xml:space="preserve">Крылов: </w:t>
+      </w:r>
+      <w:r>
+        <w:rPr>
+          <w:rFonts w:ascii="Times New Roman" w:hAnsi="Times New Roman" w:eastAsia="Malgun Gothic"/>
+          <w:b w:val="0"/>
+          <w:i w:val="0"/>
+          <w:sz w:val="22"/>
+        </w:rPr>
+        <w:t xml:space="preserve">Не отдавал. </w:t>
       </w:r>
       <w:r>
         <w:rPr>
@@ -3617,7 +3505,7 @@
           <w:color w:val="555555"/>
           <w:sz w:val="22"/>
         </w:rPr>
-        <w:t>(помолчав)</w:t>
+        <w:t>(пауза)</w:t>
       </w:r>
       <w:r>
         <w:rPr>
@@ -3626,7 +3514,7 @@
           <w:i w:val="0"/>
           <w:sz w:val="22"/>
         </w:rPr>
-        <w:t xml:space="preserve"> Ирина, помните, я говорил, что скоро нам надо будет поговорить о вас?</w:t>
+        <w:t xml:space="preserve"> Но я построил здание, в котором таких приказов никто не отдаёт — потому что они не нужны. Люди в нём сами знают, что делать с неудобным стариком, у которого больное сердце. Это хуже приказа. Приказ можно найти в архиве.</w:t>
       </w:r>
     </w:p>
     <w:p>
@@ -3640,7 +3528,7 @@
           <w:i w:val="0"/>
           <w:sz w:val="22"/>
         </w:rPr>
-        <w:t xml:space="preserve">Ирина: </w:t>
+        <w:t xml:space="preserve">Лёша: </w:t>
       </w:r>
       <w:r>
         <w:rPr>
@@ -3649,7 +3537,7 @@
           <w:i w:val="0"/>
           <w:sz w:val="22"/>
         </w:rPr>
-        <w:t>Помню. И до сих пор не знаю, бояться или нет.</w:t>
+        <w:t>Сорок с лишним лет назад вы вели дело Уварова, а он его защищал.</w:t>
       </w:r>
     </w:p>
     <w:p>
@@ -3663,7 +3551,7 @@
           <w:i w:val="0"/>
           <w:sz w:val="22"/>
         </w:rPr>
-        <w:t xml:space="preserve">Лёша: </w:t>
+        <w:t xml:space="preserve">Крылов: </w:t>
       </w:r>
       <w:r>
         <w:rPr>
@@ -3672,11 +3560,178 @@
           <w:i w:val="0"/>
           <w:sz w:val="22"/>
         </w:rPr>
-        <w:t>Бойтесь. Это как раз то, что нужно. В понедельник, с утра.</w:t>
+        <w:t xml:space="preserve">Я был молодой следователь, а он — злой адвокат с сигаретой. Он тогда сказал мне в коридоре: «Сергей Александрович, вы умный человек. Зачем вам это?» Я ответил, что служу. Он сказал: «Служите — это хорошо. Главное, не перепутайте, кому». </w:t>
+      </w:r>
+      <w:r>
+        <w:rPr>
+          <w:rFonts w:ascii="Times New Roman" w:hAnsi="Times New Roman" w:eastAsia="Malgun Gothic"/>
+          <w:b w:val="0"/>
+          <w:i/>
+          <w:color w:val="555555"/>
+          <w:sz w:val="22"/>
+        </w:rPr>
+        <w:t>(помолчав)</w:t>
+      </w:r>
+      <w:r>
+        <w:rPr>
+          <w:rFonts w:ascii="Times New Roman" w:hAnsi="Times New Roman" w:eastAsia="Malgun Gothic"/>
+          <w:b w:val="0"/>
+          <w:i w:val="0"/>
+          <w:sz w:val="22"/>
+        </w:rPr>
+        <w:t xml:space="preserve"> Перепутал. На сорок лет.</w:t>
       </w:r>
     </w:p>
     <w:p>
       <w:pPr>
+        <w:spacing w:before="0" w:after="110" w:line="300" w:lineRule="auto"/>
+      </w:pPr>
+      <w:r>
+        <w:rPr>
+          <w:rFonts w:ascii="Times New Roman" w:hAnsi="Times New Roman" w:eastAsia="Malgun Gothic"/>
+          <w:b/>
+          <w:i w:val="0"/>
+          <w:sz w:val="22"/>
+        </w:rPr>
+        <w:t xml:space="preserve">Лёша: </w:t>
+      </w:r>
+      <w:r>
+        <w:rPr>
+          <w:rFonts w:ascii="Times New Roman" w:hAnsi="Times New Roman" w:eastAsia="Malgun Gothic"/>
+          <w:b w:val="0"/>
+          <w:i w:val="0"/>
+          <w:sz w:val="22"/>
+        </w:rPr>
+        <w:t>Он умел говорить такие вещи в коридорах.</w:t>
+      </w:r>
+    </w:p>
+    <w:p>
+      <w:pPr>
+        <w:spacing w:before="0" w:after="110" w:line="300" w:lineRule="auto"/>
+      </w:pPr>
+      <w:r>
+        <w:rPr>
+          <w:rFonts w:ascii="Times New Roman" w:hAnsi="Times New Roman" w:eastAsia="Malgun Gothic"/>
+          <w:b/>
+          <w:i w:val="0"/>
+          <w:sz w:val="22"/>
+        </w:rPr>
+        <w:t xml:space="preserve">Крылов: </w:t>
+      </w:r>
+      <w:r>
+        <w:rPr>
+          <w:rFonts w:ascii="Times New Roman" w:hAnsi="Times New Roman" w:eastAsia="Malgun Gothic"/>
+          <w:b w:val="0"/>
+          <w:i w:val="0"/>
+          <w:sz w:val="22"/>
+        </w:rPr>
+        <w:t>Умел. Вы тоже научились. Вы весь в Быкова, я это вам ещё тогда говорил. Только он всю жизнь стоял у двери и стучал. А вы вошли и сели за стол. Это страшнее. Для вас.</w:t>
+      </w:r>
+    </w:p>
+    <w:p>
+      <w:pPr>
+        <w:spacing w:before="0" w:after="110" w:line="300" w:lineRule="auto"/>
+      </w:pPr>
+      <w:r>
+        <w:rPr>
+          <w:rFonts w:ascii="Times New Roman" w:hAnsi="Times New Roman" w:eastAsia="Malgun Gothic"/>
+          <w:b/>
+          <w:i w:val="0"/>
+          <w:sz w:val="22"/>
+        </w:rPr>
+        <w:t xml:space="preserve">Лёша: </w:t>
+      </w:r>
+      <w:r>
+        <w:rPr>
+          <w:rFonts w:ascii="Times New Roman" w:hAnsi="Times New Roman" w:eastAsia="Malgun Gothic"/>
+          <w:b w:val="0"/>
+          <w:i w:val="0"/>
+          <w:sz w:val="22"/>
+        </w:rPr>
+        <w:t>Почему?</w:t>
+      </w:r>
+    </w:p>
+    <w:p>
+      <w:pPr>
+        <w:spacing w:before="0" w:after="110" w:line="300" w:lineRule="auto"/>
+      </w:pPr>
+      <w:r>
+        <w:rPr>
+          <w:rFonts w:ascii="Times New Roman" w:hAnsi="Times New Roman" w:eastAsia="Malgun Gothic"/>
+          <w:b/>
+          <w:i w:val="0"/>
+          <w:sz w:val="22"/>
+        </w:rPr>
+        <w:t xml:space="preserve">Крылов: </w:t>
+      </w:r>
+      <w:r>
+        <w:rPr>
+          <w:rFonts w:ascii="Times New Roman" w:hAnsi="Times New Roman" w:eastAsia="Malgun Gothic"/>
+          <w:b w:val="0"/>
+          <w:i w:val="0"/>
+          <w:sz w:val="22"/>
+        </w:rPr>
+        <w:t>Потому что за столом рано или поздно начинаешь думать, что постфактум — это нормально. Вы весной это уже попробовали. Я читал в газетах про тот пограничный приказ.</w:t>
+      </w:r>
+    </w:p>
+    <w:p>
+      <w:pPr>
+        <w:spacing w:before="0" w:after="110" w:line="300" w:lineRule="auto"/>
+      </w:pPr>
+      <w:r>
+        <w:rPr>
+          <w:rFonts w:ascii="Times New Roman" w:hAnsi="Times New Roman" w:eastAsia="Malgun Gothic"/>
+          <w:b/>
+          <w:i w:val="0"/>
+          <w:sz w:val="22"/>
+        </w:rPr>
+        <w:t xml:space="preserve">Лёша: </w:t>
+      </w:r>
+      <w:r>
+        <w:rPr>
+          <w:rFonts w:ascii="Times New Roman" w:hAnsi="Times New Roman" w:eastAsia="Malgun Gothic"/>
+          <w:b w:val="0"/>
+          <w:i/>
+          <w:color w:val="555555"/>
+          <w:sz w:val="22"/>
+        </w:rPr>
+        <w:t>(помолчав)</w:t>
+      </w:r>
+      <w:r>
+        <w:rPr>
+          <w:rFonts w:ascii="Times New Roman" w:hAnsi="Times New Roman" w:eastAsia="Malgun Gothic"/>
+          <w:b w:val="0"/>
+          <w:i w:val="0"/>
+          <w:sz w:val="22"/>
+        </w:rPr>
+        <w:t xml:space="preserve"> Попробовал. И поэтому здесь.</w:t>
+      </w:r>
+    </w:p>
+    <w:p>
+      <w:pPr>
+        <w:spacing w:before="0" w:after="110" w:line="300" w:lineRule="auto"/>
+      </w:pPr>
+      <w:r>
+        <w:rPr>
+          <w:rFonts w:ascii="Times New Roman" w:hAnsi="Times New Roman" w:eastAsia="Malgun Gothic"/>
+          <w:b/>
+          <w:i w:val="0"/>
+          <w:sz w:val="22"/>
+        </w:rPr>
+        <w:t xml:space="preserve">Крылов: </w:t>
+      </w:r>
+      <w:r>
+        <w:rPr>
+          <w:rFonts w:ascii="Times New Roman" w:hAnsi="Times New Roman" w:eastAsia="Malgun Gothic"/>
+          <w:b w:val="0"/>
+          <w:i w:val="0"/>
+          <w:sz w:val="22"/>
+        </w:rPr>
+        <w:t>Значит, вы быстрее меня. Мне понадобилось сорок лет и одна мёртвая журналистка.</w:t>
+      </w:r>
+    </w:p>
+    <w:p>
+      <w:pPr>
         <w:keepNext/>
         <w:spacing w:before="320" w:after="140"/>
       </w:pPr>
@@ -3688,12 +3743,12 @@
           <w:color w:val="1F3864"/>
           <w:sz w:val="26"/>
         </w:rPr>
-        <w:t>핵심 문학 인용</w:t>
+        <w:t>장면 6 — 대문 앞 — 크릴로프의 마지막 부탁</w:t>
       </w:r>
     </w:p>
     <w:p>
       <w:pPr>
-        <w:spacing w:before="0" w:after="120"/>
+        <w:spacing w:before="0" w:after="110" w:line="300" w:lineRule="auto"/>
       </w:pPr>
       <w:r>
         <w:rPr>
@@ -3702,7 +3757,7 @@
           <w:i w:val="0"/>
           <w:sz w:val="22"/>
         </w:rPr>
-        <w:t>Тютчев, «Silentium!» (1830): «Мысль изречённая есть ложь»</w:t>
+        <w:t xml:space="preserve">Крылов: </w:t>
       </w:r>
       <w:r>
         <w:rPr>
@@ -3711,11 +3766,986 @@
           <w:i w:val="0"/>
           <w:sz w:val="22"/>
         </w:rPr>
-        <w:t xml:space="preserve"> — 한국어 해설: 말로 꺼낸 생각은 이미 거짓이 된다는 튜체프의 구절. 장면 2에서 크릴로프가 출판사들의 회고록 제안을 거절하며 "회고록 작가를 위한 정확한 지침"이라고 인용한다. 료샤는 오래전 다리야가 같은 구절을 자신에게 했던 것(2부 3화)을 떠올리고 "그녀는 불필요한 말을 하지 않으려고, 당신은 가장 중요한 말을 하지 않으려고 이 말을 썼다"고 되받는다. 침묵으로 권력을 지켜 온 사람의 마지막 침묵과, 그 침묵이 결국 사후 보고 노트로 깨지는 이 화의 축이다 (장면 2).</w:t>
+        <w:t>Две просьбы, Алексей Николаевич. Раз уж вы приехали без охраны у двери.</w:t>
       </w:r>
     </w:p>
     <w:p>
       <w:pPr>
+        <w:spacing w:before="0" w:after="110" w:line="300" w:lineRule="auto"/>
+      </w:pPr>
+      <w:r>
+        <w:rPr>
+          <w:rFonts w:ascii="Times New Roman" w:hAnsi="Times New Roman" w:eastAsia="Malgun Gothic"/>
+          <w:b/>
+          <w:i w:val="0"/>
+          <w:sz w:val="22"/>
+        </w:rPr>
+        <w:t xml:space="preserve">Лёша: </w:t>
+      </w:r>
+      <w:r>
+        <w:rPr>
+          <w:rFonts w:ascii="Times New Roman" w:hAnsi="Times New Roman" w:eastAsia="Malgun Gothic"/>
+          <w:b w:val="0"/>
+          <w:i w:val="0"/>
+          <w:sz w:val="22"/>
+        </w:rPr>
+        <w:t>Слушаю.</w:t>
+      </w:r>
+    </w:p>
+    <w:p>
+      <w:pPr>
+        <w:spacing w:before="0" w:after="110" w:line="300" w:lineRule="auto"/>
+      </w:pPr>
+      <w:r>
+        <w:rPr>
+          <w:rFonts w:ascii="Times New Roman" w:hAnsi="Times New Roman" w:eastAsia="Malgun Gothic"/>
+          <w:b/>
+          <w:i w:val="0"/>
+          <w:sz w:val="22"/>
+        </w:rPr>
+        <w:t xml:space="preserve">Крылов: </w:t>
+      </w:r>
+      <w:r>
+        <w:rPr>
+          <w:rFonts w:ascii="Times New Roman" w:hAnsi="Times New Roman" w:eastAsia="Malgun Gothic"/>
+          <w:b w:val="0"/>
+          <w:i w:val="0"/>
+          <w:sz w:val="22"/>
+        </w:rPr>
+        <w:t>Первая. Когда примете закон — пришлите мне текст. Не с фельдъегерем. Обычной почтой. Хочу получить его, как получают все.</w:t>
+      </w:r>
+    </w:p>
+    <w:p>
+      <w:pPr>
+        <w:spacing w:before="0" w:after="110" w:line="300" w:lineRule="auto"/>
+      </w:pPr>
+      <w:r>
+        <w:rPr>
+          <w:rFonts w:ascii="Times New Roman" w:hAnsi="Times New Roman" w:eastAsia="Malgun Gothic"/>
+          <w:b/>
+          <w:i w:val="0"/>
+          <w:sz w:val="22"/>
+        </w:rPr>
+        <w:t xml:space="preserve">Лёша: </w:t>
+      </w:r>
+      <w:r>
+        <w:rPr>
+          <w:rFonts w:ascii="Times New Roman" w:hAnsi="Times New Roman" w:eastAsia="Malgun Gothic"/>
+          <w:b w:val="0"/>
+          <w:i w:val="0"/>
+          <w:sz w:val="22"/>
+        </w:rPr>
+        <w:t>Пришлю.</w:t>
+      </w:r>
+    </w:p>
+    <w:p>
+      <w:pPr>
+        <w:spacing w:before="0" w:after="110" w:line="300" w:lineRule="auto"/>
+      </w:pPr>
+      <w:r>
+        <w:rPr>
+          <w:rFonts w:ascii="Times New Roman" w:hAnsi="Times New Roman" w:eastAsia="Malgun Gothic"/>
+          <w:b/>
+          <w:i w:val="0"/>
+          <w:sz w:val="22"/>
+        </w:rPr>
+        <w:t xml:space="preserve">Крылов: </w:t>
+      </w:r>
+      <w:r>
+        <w:rPr>
+          <w:rFonts w:ascii="Times New Roman" w:hAnsi="Times New Roman" w:eastAsia="Malgun Gothic"/>
+          <w:b w:val="0"/>
+          <w:i w:val="0"/>
+          <w:sz w:val="22"/>
+        </w:rPr>
+        <w:t>Вторая. Когда я умру, никаких речей. Ни от вас, ни от Гуркина, ни от бывших сослуживцев. Они и так боятся сюда ездить — пусть не боятся приезжать на кладбище.</w:t>
+      </w:r>
+    </w:p>
+    <w:p>
+      <w:pPr>
+        <w:spacing w:before="0" w:after="110" w:line="300" w:lineRule="auto"/>
+      </w:pPr>
+      <w:r>
+        <w:rPr>
+          <w:rFonts w:ascii="Times New Roman" w:hAnsi="Times New Roman" w:eastAsia="Malgun Gothic"/>
+          <w:b/>
+          <w:i w:val="0"/>
+          <w:sz w:val="22"/>
+        </w:rPr>
+        <w:t xml:space="preserve">Лёша: </w:t>
+      </w:r>
+      <w:r>
+        <w:rPr>
+          <w:rFonts w:ascii="Times New Roman" w:hAnsi="Times New Roman" w:eastAsia="Malgun Gothic"/>
+          <w:b w:val="0"/>
+          <w:i/>
+          <w:color w:val="555555"/>
+          <w:sz w:val="22"/>
+        </w:rPr>
+        <w:t>(глядя на палку)</w:t>
+      </w:r>
+      <w:r>
+        <w:rPr>
+          <w:rFonts w:ascii="Times New Roman" w:hAnsi="Times New Roman" w:eastAsia="Malgun Gothic"/>
+          <w:b w:val="0"/>
+          <w:i w:val="0"/>
+          <w:sz w:val="22"/>
+        </w:rPr>
+        <w:t xml:space="preserve"> Вы так говорите, будто собираетесь скоро.</w:t>
+      </w:r>
+    </w:p>
+    <w:p>
+      <w:pPr>
+        <w:spacing w:before="0" w:after="110" w:line="300" w:lineRule="auto"/>
+      </w:pPr>
+      <w:r>
+        <w:rPr>
+          <w:rFonts w:ascii="Times New Roman" w:hAnsi="Times New Roman" w:eastAsia="Malgun Gothic"/>
+          <w:b/>
+          <w:i w:val="0"/>
+          <w:sz w:val="22"/>
+        </w:rPr>
+        <w:t xml:space="preserve">Крылов: </w:t>
+      </w:r>
+      <w:r>
+        <w:rPr>
+          <w:rFonts w:ascii="Times New Roman" w:hAnsi="Times New Roman" w:eastAsia="Malgun Gothic"/>
+          <w:b w:val="0"/>
+          <w:i w:val="0"/>
+          <w:sz w:val="22"/>
+        </w:rPr>
+        <w:t>Я собираюсь так, как собираются все под семьдесят, у кого сердце и лёгкие служили дольше, чем хозяин. Врачи говорят «наблюдаться». Я наблюдаюсь. Фельдшерица наблюдает меня. Мы оба довольны.</w:t>
+      </w:r>
+    </w:p>
+    <w:p>
+      <w:pPr>
+        <w:spacing w:before="0" w:after="110" w:line="300" w:lineRule="auto"/>
+      </w:pPr>
+      <w:r>
+        <w:rPr>
+          <w:rFonts w:ascii="Times New Roman" w:hAnsi="Times New Roman" w:eastAsia="Malgun Gothic"/>
+          <w:b/>
+          <w:i w:val="0"/>
+          <w:sz w:val="22"/>
+        </w:rPr>
+        <w:t xml:space="preserve">Лёша: </w:t>
+      </w:r>
+      <w:r>
+        <w:rPr>
+          <w:rFonts w:ascii="Times New Roman" w:hAnsi="Times New Roman" w:eastAsia="Malgun Gothic"/>
+          <w:b w:val="0"/>
+          <w:i w:val="0"/>
+          <w:sz w:val="22"/>
+        </w:rPr>
+        <w:t>А кроме неё? Никто не ездит?</w:t>
+      </w:r>
+    </w:p>
+    <w:p>
+      <w:pPr>
+        <w:spacing w:before="0" w:after="110" w:line="300" w:lineRule="auto"/>
+      </w:pPr>
+      <w:r>
+        <w:rPr>
+          <w:rFonts w:ascii="Times New Roman" w:hAnsi="Times New Roman" w:eastAsia="Malgun Gothic"/>
+          <w:b/>
+          <w:i w:val="0"/>
+          <w:sz w:val="22"/>
+        </w:rPr>
+        <w:t xml:space="preserve">Крылов: </w:t>
+      </w:r>
+      <w:r>
+        <w:rPr>
+          <w:rFonts w:ascii="Times New Roman" w:hAnsi="Times New Roman" w:eastAsia="Malgun Gothic"/>
+          <w:b w:val="0"/>
+          <w:i w:val="0"/>
+          <w:sz w:val="22"/>
+        </w:rPr>
+        <w:t>Бывшие подчинённые боятся, что я их вспомню. Бывшие враги брезгуют. Дочь соседки носит мне хлеб по вторникам — думает, что я отставной бухгалтер. Я её не разубеждаю. Бухгалтер — достойная профессия.</w:t>
+      </w:r>
+    </w:p>
+    <w:p>
+      <w:pPr>
+        <w:spacing w:before="0" w:after="110" w:line="300" w:lineRule="auto"/>
+      </w:pPr>
+      <w:r>
+        <w:rPr>
+          <w:rFonts w:ascii="Times New Roman" w:hAnsi="Times New Roman" w:eastAsia="Malgun Gothic"/>
+          <w:b/>
+          <w:i w:val="0"/>
+          <w:sz w:val="22"/>
+        </w:rPr>
+        <w:t xml:space="preserve">Лёша: </w:t>
+      </w:r>
+      <w:r>
+        <w:rPr>
+          <w:rFonts w:ascii="Times New Roman" w:hAnsi="Times New Roman" w:eastAsia="Malgun Gothic"/>
+          <w:b w:val="0"/>
+          <w:i w:val="0"/>
+          <w:sz w:val="22"/>
+        </w:rPr>
+        <w:t>Сергей Александрович, если в тетради будет то, что потребует ваших показаний, — вас вызовут.</w:t>
+      </w:r>
+    </w:p>
+    <w:p>
+      <w:pPr>
+        <w:spacing w:before="0" w:after="110" w:line="300" w:lineRule="auto"/>
+      </w:pPr>
+      <w:r>
+        <w:rPr>
+          <w:rFonts w:ascii="Times New Roman" w:hAnsi="Times New Roman" w:eastAsia="Malgun Gothic"/>
+          <w:b/>
+          <w:i w:val="0"/>
+          <w:sz w:val="22"/>
+        </w:rPr>
+        <w:t xml:space="preserve">Крылов: </w:t>
+      </w:r>
+      <w:r>
+        <w:rPr>
+          <w:rFonts w:ascii="Times New Roman" w:hAnsi="Times New Roman" w:eastAsia="Malgun Gothic"/>
+          <w:b w:val="0"/>
+          <w:i w:val="0"/>
+          <w:sz w:val="22"/>
+        </w:rPr>
+        <w:t>Пусть вызывают. Приеду на электричке. Скажу всё, что знаю. Это будет честнее любых мемуаров — там хотя бы под протокол.</w:t>
+      </w:r>
+    </w:p>
+    <w:p>
+      <w:pPr>
+        <w:spacing w:before="0" w:after="110" w:line="300" w:lineRule="auto"/>
+      </w:pPr>
+      <w:r>
+        <w:rPr>
+          <w:rFonts w:ascii="Times New Roman" w:hAnsi="Times New Roman" w:eastAsia="Malgun Gothic"/>
+          <w:b/>
+          <w:i w:val="0"/>
+          <w:sz w:val="22"/>
+        </w:rPr>
+        <w:t xml:space="preserve">Лёша: </w:t>
+      </w:r>
+      <w:r>
+        <w:rPr>
+          <w:rFonts w:ascii="Times New Roman" w:hAnsi="Times New Roman" w:eastAsia="Malgun Gothic"/>
+          <w:b w:val="0"/>
+          <w:i/>
+          <w:color w:val="555555"/>
+          <w:sz w:val="22"/>
+        </w:rPr>
+        <w:t>(протягивает руку)</w:t>
+      </w:r>
+      <w:r>
+        <w:rPr>
+          <w:rFonts w:ascii="Times New Roman" w:hAnsi="Times New Roman" w:eastAsia="Malgun Gothic"/>
+          <w:b w:val="0"/>
+          <w:i w:val="0"/>
+          <w:sz w:val="22"/>
+        </w:rPr>
+        <w:t xml:space="preserve"> Прощайте.</w:t>
+      </w:r>
+    </w:p>
+    <w:p>
+      <w:pPr>
+        <w:spacing w:before="0" w:after="110" w:line="300" w:lineRule="auto"/>
+      </w:pPr>
+      <w:r>
+        <w:rPr>
+          <w:rFonts w:ascii="Times New Roman" w:hAnsi="Times New Roman" w:eastAsia="Malgun Gothic"/>
+          <w:b/>
+          <w:i w:val="0"/>
+          <w:sz w:val="22"/>
+        </w:rPr>
+        <w:t xml:space="preserve">Крылов: </w:t>
+      </w:r>
+      <w:r>
+        <w:rPr>
+          <w:rFonts w:ascii="Times New Roman" w:hAnsi="Times New Roman" w:eastAsia="Malgun Gothic"/>
+          <w:b w:val="0"/>
+          <w:i/>
+          <w:color w:val="555555"/>
+          <w:sz w:val="22"/>
+        </w:rPr>
+        <w:t>(пожимает, не отпуская сразу)</w:t>
+      </w:r>
+      <w:r>
+        <w:rPr>
+          <w:rFonts w:ascii="Times New Roman" w:hAnsi="Times New Roman" w:eastAsia="Malgun Gothic"/>
+          <w:b w:val="0"/>
+          <w:i w:val="0"/>
+          <w:sz w:val="22"/>
+        </w:rPr>
+        <w:t xml:space="preserve"> Прощайте, Алексей Николаевич. И передайте Гуркину — пусть спрашивает. Всегда. Даже вас. Особенно вас.</w:t>
+      </w:r>
+    </w:p>
+    <w:p>
+      <w:pPr>
+        <w:keepNext/>
+        <w:spacing w:before="320" w:after="140"/>
+      </w:pPr>
+      <w:r>
+        <w:rPr>
+          <w:rFonts w:ascii="Times New Roman" w:hAnsi="Times New Roman" w:eastAsia="Malgun Gothic"/>
+          <w:b/>
+          <w:i w:val="0"/>
+          <w:color w:val="1F3864"/>
+          <w:sz w:val="26"/>
+        </w:rPr>
+        <w:t>장면 7 — 대통령 집무실, 같은 날 밤 — 명단 속의 이름들</w:t>
+      </w:r>
+    </w:p>
+    <w:p>
+      <w:pPr>
+        <w:spacing w:before="0" w:after="110" w:line="300" w:lineRule="auto"/>
+      </w:pPr>
+      <w:r>
+        <w:rPr>
+          <w:rFonts w:ascii="Times New Roman" w:hAnsi="Times New Roman" w:eastAsia="Malgun Gothic"/>
+          <w:b/>
+          <w:i w:val="0"/>
+          <w:sz w:val="22"/>
+        </w:rPr>
+        <w:t xml:space="preserve">Гуркин: </w:t>
+      </w:r>
+      <w:r>
+        <w:rPr>
+          <w:rFonts w:ascii="Times New Roman" w:hAnsi="Times New Roman" w:eastAsia="Malgun Gothic"/>
+          <w:b w:val="0"/>
+          <w:i/>
+          <w:color w:val="555555"/>
+          <w:sz w:val="22"/>
+        </w:rPr>
+        <w:t>(листая тетрадь, медленно)</w:t>
+      </w:r>
+      <w:r>
+        <w:rPr>
+          <w:rFonts w:ascii="Times New Roman" w:hAnsi="Times New Roman" w:eastAsia="Malgun Gothic"/>
+          <w:b w:val="0"/>
+          <w:i w:val="0"/>
+          <w:sz w:val="22"/>
+        </w:rPr>
+        <w:t xml:space="preserve"> Шифры простые, если знать ключ. Девятнадцать частных фирм, через которые шла обработка данных. Шесть из них — аверинские. Я займусь ими в понедельник. Точнее — займётся следствие. Я только передам.</w:t>
+      </w:r>
+    </w:p>
+    <w:p>
+      <w:pPr>
+        <w:spacing w:before="0" w:after="110" w:line="300" w:lineRule="auto"/>
+      </w:pPr>
+      <w:r>
+        <w:rPr>
+          <w:rFonts w:ascii="Times New Roman" w:hAnsi="Times New Roman" w:eastAsia="Malgun Gothic"/>
+          <w:b/>
+          <w:i w:val="0"/>
+          <w:sz w:val="22"/>
+        </w:rPr>
+        <w:t xml:space="preserve">Лёша: </w:t>
+      </w:r>
+      <w:r>
+        <w:rPr>
+          <w:rFonts w:ascii="Times New Roman" w:hAnsi="Times New Roman" w:eastAsia="Malgun Gothic"/>
+          <w:b w:val="0"/>
+          <w:i w:val="0"/>
+          <w:sz w:val="22"/>
+        </w:rPr>
+        <w:t>Не вы и не я. Копию — в независимую комиссию, копию — в службу финансовой прозрачности: пусть проследят деньги этих фирм. А оригинал — в прокуратуру.</w:t>
+      </w:r>
+    </w:p>
+    <w:p>
+      <w:pPr>
+        <w:spacing w:before="0" w:after="110" w:line="300" w:lineRule="auto"/>
+      </w:pPr>
+      <w:r>
+        <w:rPr>
+          <w:rFonts w:ascii="Times New Roman" w:hAnsi="Times New Roman" w:eastAsia="Malgun Gothic"/>
+          <w:b/>
+          <w:i w:val="0"/>
+          <w:sz w:val="22"/>
+        </w:rPr>
+        <w:t xml:space="preserve">Ирина: </w:t>
+      </w:r>
+      <w:r>
+        <w:rPr>
+          <w:rFonts w:ascii="Times New Roman" w:hAnsi="Times New Roman" w:eastAsia="Malgun Gothic"/>
+          <w:b w:val="0"/>
+          <w:i w:val="0"/>
+          <w:sz w:val="22"/>
+        </w:rPr>
+        <w:t>А бумажный список?</w:t>
+      </w:r>
+    </w:p>
+    <w:p>
+      <w:pPr>
+        <w:spacing w:before="0" w:after="110" w:line="300" w:lineRule="auto"/>
+      </w:pPr>
+      <w:r>
+        <w:rPr>
+          <w:rFonts w:ascii="Times New Roman" w:hAnsi="Times New Roman" w:eastAsia="Malgun Gothic"/>
+          <w:b/>
+          <w:i w:val="0"/>
+          <w:sz w:val="22"/>
+        </w:rPr>
+        <w:t xml:space="preserve">Гуркин: </w:t>
+      </w:r>
+      <w:r>
+        <w:rPr>
+          <w:rFonts w:ascii="Times New Roman" w:hAnsi="Times New Roman" w:eastAsia="Malgun Gothic"/>
+          <w:b w:val="0"/>
+          <w:i w:val="0"/>
+          <w:sz w:val="22"/>
+        </w:rPr>
+        <w:t xml:space="preserve">Около шести тысяч фамилий. Журналисты, адвокаты, учителя, священник, двое депутатов прежнего созыва. </w:t>
+      </w:r>
+      <w:r>
+        <w:rPr>
+          <w:rFonts w:ascii="Times New Roman" w:hAnsi="Times New Roman" w:eastAsia="Malgun Gothic"/>
+          <w:b w:val="0"/>
+          <w:i/>
+          <w:color w:val="555555"/>
+          <w:sz w:val="22"/>
+        </w:rPr>
+        <w:t>(пауза)</w:t>
+      </w:r>
+      <w:r>
+        <w:rPr>
+          <w:rFonts w:ascii="Times New Roman" w:hAnsi="Times New Roman" w:eastAsia="Malgun Gothic"/>
+          <w:b w:val="0"/>
+          <w:i w:val="0"/>
+          <w:sz w:val="22"/>
+        </w:rPr>
+        <w:t xml:space="preserve"> Алексей Николаевич, вы в нём есть. С первого года работы у Быкова.</w:t>
+      </w:r>
+    </w:p>
+    <w:p>
+      <w:pPr>
+        <w:spacing w:before="0" w:after="110" w:line="300" w:lineRule="auto"/>
+      </w:pPr>
+      <w:r>
+        <w:rPr>
+          <w:rFonts w:ascii="Times New Roman" w:hAnsi="Times New Roman" w:eastAsia="Malgun Gothic"/>
+          <w:b/>
+          <w:i w:val="0"/>
+          <w:sz w:val="22"/>
+        </w:rPr>
+        <w:t xml:space="preserve">Лёша: </w:t>
+      </w:r>
+      <w:r>
+        <w:rPr>
+          <w:rFonts w:ascii="Times New Roman" w:hAnsi="Times New Roman" w:eastAsia="Malgun Gothic"/>
+          <w:b w:val="0"/>
+          <w:i w:val="0"/>
+          <w:sz w:val="22"/>
+        </w:rPr>
+        <w:t>Я догадывался.</w:t>
+      </w:r>
+    </w:p>
+    <w:p>
+      <w:pPr>
+        <w:spacing w:before="0" w:after="110" w:line="300" w:lineRule="auto"/>
+      </w:pPr>
+      <w:r>
+        <w:rPr>
+          <w:rFonts w:ascii="Times New Roman" w:hAnsi="Times New Roman" w:eastAsia="Malgun Gothic"/>
+          <w:b/>
+          <w:i w:val="0"/>
+          <w:sz w:val="22"/>
+        </w:rPr>
+        <w:t xml:space="preserve">Гуркин: </w:t>
+      </w:r>
+      <w:r>
+        <w:rPr>
+          <w:rFonts w:ascii="Times New Roman" w:hAnsi="Times New Roman" w:eastAsia="Malgun Gothic"/>
+          <w:b w:val="0"/>
+          <w:i w:val="0"/>
+          <w:sz w:val="22"/>
+        </w:rPr>
+        <w:t xml:space="preserve">Быков тоже есть. С дела Уварова. И… </w:t>
+      </w:r>
+      <w:r>
+        <w:rPr>
+          <w:rFonts w:ascii="Times New Roman" w:hAnsi="Times New Roman" w:eastAsia="Malgun Gothic"/>
+          <w:b w:val="0"/>
+          <w:i/>
+          <w:color w:val="555555"/>
+          <w:sz w:val="22"/>
+        </w:rPr>
+        <w:t>(замолкает)</w:t>
+      </w:r>
+    </w:p>
+    <w:p>
+      <w:pPr>
+        <w:spacing w:before="0" w:after="110" w:line="300" w:lineRule="auto"/>
+      </w:pPr>
+      <w:r>
+        <w:rPr>
+          <w:rFonts w:ascii="Times New Roman" w:hAnsi="Times New Roman" w:eastAsia="Malgun Gothic"/>
+          <w:b/>
+          <w:i w:val="0"/>
+          <w:sz w:val="22"/>
+        </w:rPr>
+        <w:t xml:space="preserve">Лёша: </w:t>
+      </w:r>
+      <w:r>
+        <w:rPr>
+          <w:rFonts w:ascii="Times New Roman" w:hAnsi="Times New Roman" w:eastAsia="Malgun Gothic"/>
+          <w:b w:val="0"/>
+          <w:i w:val="0"/>
+          <w:sz w:val="22"/>
+        </w:rPr>
+        <w:t>Дарья.</w:t>
+      </w:r>
+    </w:p>
+    <w:p>
+      <w:pPr>
+        <w:spacing w:before="0" w:after="110" w:line="300" w:lineRule="auto"/>
+      </w:pPr>
+      <w:r>
+        <w:rPr>
+          <w:rFonts w:ascii="Times New Roman" w:hAnsi="Times New Roman" w:eastAsia="Malgun Gothic"/>
+          <w:b/>
+          <w:i w:val="0"/>
+          <w:sz w:val="22"/>
+        </w:rPr>
+        <w:t xml:space="preserve">Гуркин: </w:t>
+      </w:r>
+      <w:r>
+        <w:rPr>
+          <w:rFonts w:ascii="Times New Roman" w:hAnsi="Times New Roman" w:eastAsia="Malgun Gothic"/>
+          <w:b w:val="0"/>
+          <w:i w:val="0"/>
+          <w:sz w:val="22"/>
+        </w:rPr>
+        <w:t>Дарья Волкова. Последняя запись — за два дня до исчезновения. Почерк Аверина.</w:t>
+      </w:r>
+    </w:p>
+    <w:p>
+      <w:pPr>
+        <w:spacing w:before="0" w:after="110" w:line="300" w:lineRule="auto"/>
+      </w:pPr>
+      <w:r>
+        <w:rPr>
+          <w:rFonts w:ascii="Times New Roman" w:hAnsi="Times New Roman" w:eastAsia="Malgun Gothic"/>
+          <w:b w:val="0"/>
+          <w:i/>
+          <w:color w:val="555555"/>
+          <w:sz w:val="22"/>
+        </w:rPr>
+        <w:t>(долгая пауза; Ирина тихо встаёт и закрывает дверь)</w:t>
+      </w:r>
+    </w:p>
+    <w:p>
+      <w:pPr>
+        <w:spacing w:before="0" w:after="110" w:line="300" w:lineRule="auto"/>
+      </w:pPr>
+      <w:r>
+        <w:rPr>
+          <w:rFonts w:ascii="Times New Roman" w:hAnsi="Times New Roman" w:eastAsia="Malgun Gothic"/>
+          <w:b/>
+          <w:i w:val="0"/>
+          <w:sz w:val="22"/>
+        </w:rPr>
+        <w:t xml:space="preserve">Ирина: </w:t>
+      </w:r>
+      <w:r>
+        <w:rPr>
+          <w:rFonts w:ascii="Times New Roman" w:hAnsi="Times New Roman" w:eastAsia="Malgun Gothic"/>
+          <w:b w:val="0"/>
+          <w:i w:val="0"/>
+          <w:sz w:val="22"/>
+        </w:rPr>
+        <w:t>Алексей Николаевич.</w:t>
+      </w:r>
+    </w:p>
+    <w:p>
+      <w:pPr>
+        <w:spacing w:before="0" w:after="110" w:line="300" w:lineRule="auto"/>
+      </w:pPr>
+      <w:r>
+        <w:rPr>
+          <w:rFonts w:ascii="Times New Roman" w:hAnsi="Times New Roman" w:eastAsia="Malgun Gothic"/>
+          <w:b/>
+          <w:i w:val="0"/>
+          <w:sz w:val="22"/>
+        </w:rPr>
+        <w:t xml:space="preserve">Лёша: </w:t>
+      </w:r>
+      <w:r>
+        <w:rPr>
+          <w:rFonts w:ascii="Times New Roman" w:hAnsi="Times New Roman" w:eastAsia="Malgun Gothic"/>
+          <w:b w:val="0"/>
+          <w:i w:val="0"/>
+          <w:sz w:val="22"/>
+        </w:rPr>
+        <w:t xml:space="preserve">Я в порядке, Ирина. Я обещал позвонить, если захочу сделать глупость. Не хочу. </w:t>
+      </w:r>
+      <w:r>
+        <w:rPr>
+          <w:rFonts w:ascii="Times New Roman" w:hAnsi="Times New Roman" w:eastAsia="Malgun Gothic"/>
+          <w:b w:val="0"/>
+          <w:i/>
+          <w:color w:val="555555"/>
+          <w:sz w:val="22"/>
+        </w:rPr>
+        <w:t>(помолчав)</w:t>
+      </w:r>
+      <w:r>
+        <w:rPr>
+          <w:rFonts w:ascii="Times New Roman" w:hAnsi="Times New Roman" w:eastAsia="Malgun Gothic"/>
+          <w:b w:val="0"/>
+          <w:i w:val="0"/>
+          <w:sz w:val="22"/>
+        </w:rPr>
+        <w:t xml:space="preserve"> Хочу сделать очень скучную вещь.</w:t>
+      </w:r>
+    </w:p>
+    <w:p>
+      <w:pPr>
+        <w:spacing w:before="0" w:after="110" w:line="300" w:lineRule="auto"/>
+      </w:pPr>
+      <w:r>
+        <w:rPr>
+          <w:rFonts w:ascii="Times New Roman" w:hAnsi="Times New Roman" w:eastAsia="Malgun Gothic"/>
+          <w:b/>
+          <w:i w:val="0"/>
+          <w:sz w:val="22"/>
+        </w:rPr>
+        <w:t xml:space="preserve">Ирина: </w:t>
+      </w:r>
+      <w:r>
+        <w:rPr>
+          <w:rFonts w:ascii="Times New Roman" w:hAnsi="Times New Roman" w:eastAsia="Malgun Gothic"/>
+          <w:b w:val="0"/>
+          <w:i w:val="0"/>
+          <w:sz w:val="22"/>
+        </w:rPr>
+        <w:t>Какую?</w:t>
+      </w:r>
+    </w:p>
+    <w:p>
+      <w:pPr>
+        <w:spacing w:before="0" w:after="110" w:line="300" w:lineRule="auto"/>
+      </w:pPr>
+      <w:r>
+        <w:rPr>
+          <w:rFonts w:ascii="Times New Roman" w:hAnsi="Times New Roman" w:eastAsia="Malgun Gothic"/>
+          <w:b/>
+          <w:i w:val="0"/>
+          <w:sz w:val="22"/>
+        </w:rPr>
+        <w:t xml:space="preserve">Лёша: </w:t>
+      </w:r>
+      <w:r>
+        <w:rPr>
+          <w:rFonts w:ascii="Times New Roman" w:hAnsi="Times New Roman" w:eastAsia="Malgun Gothic"/>
+          <w:b w:val="0"/>
+          <w:i w:val="0"/>
+          <w:sz w:val="22"/>
+        </w:rPr>
+        <w:t>Каждому из шести тысяч — письмо. Обычное, бумажное. «Вы состояли в списке профилактического учёта. Список ликвидирован. Вы имеете право ознакомиться со своим делом». И в законе — отдельная статья: любой человек может узнать, следило ли за ним государство. Не через десять лет, а по запросу.</w:t>
+      </w:r>
+    </w:p>
+    <w:p>
+      <w:pPr>
+        <w:spacing w:before="0" w:after="110" w:line="300" w:lineRule="auto"/>
+      </w:pPr>
+      <w:r>
+        <w:rPr>
+          <w:rFonts w:ascii="Times New Roman" w:hAnsi="Times New Roman" w:eastAsia="Malgun Gothic"/>
+          <w:b/>
+          <w:i w:val="0"/>
+          <w:sz w:val="22"/>
+        </w:rPr>
+        <w:t xml:space="preserve">Гуркин: </w:t>
+      </w:r>
+      <w:r>
+        <w:rPr>
+          <w:rFonts w:ascii="Times New Roman" w:hAnsi="Times New Roman" w:eastAsia="Malgun Gothic"/>
+          <w:b w:val="0"/>
+          <w:i w:val="0"/>
+          <w:sz w:val="22"/>
+        </w:rPr>
+        <w:t>Будут скандалы. Люди прочитают, кто на них писал.</w:t>
+      </w:r>
+    </w:p>
+    <w:p>
+      <w:pPr>
+        <w:spacing w:before="0" w:after="110" w:line="300" w:lineRule="auto"/>
+      </w:pPr>
+      <w:r>
+        <w:rPr>
+          <w:rFonts w:ascii="Times New Roman" w:hAnsi="Times New Roman" w:eastAsia="Malgun Gothic"/>
+          <w:b/>
+          <w:i w:val="0"/>
+          <w:sz w:val="22"/>
+        </w:rPr>
+        <w:t xml:space="preserve">Лёша: </w:t>
+      </w:r>
+      <w:r>
+        <w:rPr>
+          <w:rFonts w:ascii="Times New Roman" w:hAnsi="Times New Roman" w:eastAsia="Malgun Gothic"/>
+          <w:b w:val="0"/>
+          <w:i w:val="0"/>
+          <w:sz w:val="22"/>
+        </w:rPr>
+        <w:t>Будут. Лучше скандал сейчас, чем такая тетрадь в чьём-нибудь ящике через двадцать лет.</w:t>
+      </w:r>
+    </w:p>
+    <w:p>
+      <w:pPr>
+        <w:spacing w:before="0" w:after="110" w:line="300" w:lineRule="auto"/>
+      </w:pPr>
+      <w:r>
+        <w:rPr>
+          <w:rFonts w:ascii="Times New Roman" w:hAnsi="Times New Roman" w:eastAsia="Malgun Gothic"/>
+          <w:b/>
+          <w:i w:val="0"/>
+          <w:sz w:val="22"/>
+        </w:rPr>
+        <w:t xml:space="preserve">Катя: </w:t>
+      </w:r>
+      <w:r>
+        <w:rPr>
+          <w:rFonts w:ascii="Times New Roman" w:hAnsi="Times New Roman" w:eastAsia="Malgun Gothic"/>
+          <w:b w:val="0"/>
+          <w:i/>
+          <w:color w:val="555555"/>
+          <w:sz w:val="22"/>
+        </w:rPr>
+        <w:t>(в дверях)</w:t>
+      </w:r>
+      <w:r>
+        <w:rPr>
+          <w:rFonts w:ascii="Times New Roman" w:hAnsi="Times New Roman" w:eastAsia="Malgun Gothic"/>
+          <w:b w:val="0"/>
+          <w:i w:val="0"/>
+          <w:sz w:val="22"/>
+        </w:rPr>
+        <w:t xml:space="preserve"> Черновик статьи о «Неводе» комиссия просит к среде. И спрашивает, будете ли вы вносить правки.</w:t>
+      </w:r>
+    </w:p>
+    <w:p>
+      <w:pPr>
+        <w:spacing w:before="0" w:after="110" w:line="300" w:lineRule="auto"/>
+      </w:pPr>
+      <w:r>
+        <w:rPr>
+          <w:rFonts w:ascii="Times New Roman" w:hAnsi="Times New Roman" w:eastAsia="Malgun Gothic"/>
+          <w:b/>
+          <w:i w:val="0"/>
+          <w:sz w:val="22"/>
+        </w:rPr>
+        <w:t xml:space="preserve">Лёша: </w:t>
+      </w:r>
+      <w:r>
+        <w:rPr>
+          <w:rFonts w:ascii="Times New Roman" w:hAnsi="Times New Roman" w:eastAsia="Malgun Gothic"/>
+          <w:b w:val="0"/>
+          <w:i w:val="0"/>
+          <w:sz w:val="22"/>
+        </w:rPr>
+        <w:t>Не буду. Передайте всё как есть. Я заказчик, а не редактор.</w:t>
+      </w:r>
+    </w:p>
+    <w:p>
+      <w:pPr>
+        <w:spacing w:before="0" w:after="110" w:line="300" w:lineRule="auto"/>
+      </w:pPr>
+      <w:r>
+        <w:rPr>
+          <w:rFonts w:ascii="Times New Roman" w:hAnsi="Times New Roman" w:eastAsia="Malgun Gothic"/>
+          <w:b/>
+          <w:i w:val="0"/>
+          <w:sz w:val="22"/>
+        </w:rPr>
+        <w:t xml:space="preserve">Ирина: </w:t>
+      </w:r>
+      <w:r>
+        <w:rPr>
+          <w:rFonts w:ascii="Times New Roman" w:hAnsi="Times New Roman" w:eastAsia="Malgun Gothic"/>
+          <w:b w:val="0"/>
+          <w:i/>
+          <w:color w:val="555555"/>
+          <w:sz w:val="22"/>
+        </w:rPr>
+        <w:t>(когда Гуркин и Катя выходят)</w:t>
+      </w:r>
+      <w:r>
+        <w:rPr>
+          <w:rFonts w:ascii="Times New Roman" w:hAnsi="Times New Roman" w:eastAsia="Malgun Gothic"/>
+          <w:b w:val="0"/>
+          <w:i w:val="0"/>
+          <w:sz w:val="22"/>
+        </w:rPr>
+        <w:t xml:space="preserve"> Каким он был?</w:t>
+      </w:r>
+    </w:p>
+    <w:p>
+      <w:pPr>
+        <w:spacing w:before="0" w:after="110" w:line="300" w:lineRule="auto"/>
+      </w:pPr>
+      <w:r>
+        <w:rPr>
+          <w:rFonts w:ascii="Times New Roman" w:hAnsi="Times New Roman" w:eastAsia="Malgun Gothic"/>
+          <w:b/>
+          <w:i w:val="0"/>
+          <w:sz w:val="22"/>
+        </w:rPr>
+        <w:t xml:space="preserve">Лёша: </w:t>
+      </w:r>
+      <w:r>
+        <w:rPr>
+          <w:rFonts w:ascii="Times New Roman" w:hAnsi="Times New Roman" w:eastAsia="Malgun Gothic"/>
+          <w:b w:val="0"/>
+          <w:i w:val="0"/>
+          <w:sz w:val="22"/>
+        </w:rPr>
+        <w:t xml:space="preserve">Старым. С палкой, с таблетками по дням недели, кашляет так, что собака уходит из комнаты. Честнее, чем раньше. И совсем один. </w:t>
+      </w:r>
+      <w:r>
+        <w:rPr>
+          <w:rFonts w:ascii="Times New Roman" w:hAnsi="Times New Roman" w:eastAsia="Malgun Gothic"/>
+          <w:b w:val="0"/>
+          <w:i/>
+          <w:color w:val="555555"/>
+          <w:sz w:val="22"/>
+        </w:rPr>
+        <w:t>(пауза)</w:t>
+      </w:r>
+      <w:r>
+        <w:rPr>
+          <w:rFonts w:ascii="Times New Roman" w:hAnsi="Times New Roman" w:eastAsia="Malgun Gothic"/>
+          <w:b w:val="0"/>
+          <w:i w:val="0"/>
+          <w:sz w:val="22"/>
+        </w:rPr>
+        <w:t xml:space="preserve"> Он сказал: «Я построил здание, в котором таких приказов никто не отдаёт, потому что они не нужны». Мне страшно, Ирина. Не за него. За это здание. Я в нём сижу.</w:t>
+      </w:r>
+    </w:p>
+    <w:p>
+      <w:pPr>
+        <w:spacing w:before="0" w:after="110" w:line="300" w:lineRule="auto"/>
+      </w:pPr>
+      <w:r>
+        <w:rPr>
+          <w:rFonts w:ascii="Times New Roman" w:hAnsi="Times New Roman" w:eastAsia="Malgun Gothic"/>
+          <w:b/>
+          <w:i w:val="0"/>
+          <w:sz w:val="22"/>
+        </w:rPr>
+        <w:t xml:space="preserve">Ирина: </w:t>
+      </w:r>
+      <w:r>
+        <w:rPr>
+          <w:rFonts w:ascii="Times New Roman" w:hAnsi="Times New Roman" w:eastAsia="Malgun Gothic"/>
+          <w:b w:val="0"/>
+          <w:i w:val="0"/>
+          <w:sz w:val="22"/>
+        </w:rPr>
+        <w:t>Тогда разбирайте его. По кирпичу. При свидетелях.</w:t>
+      </w:r>
+    </w:p>
+    <w:p>
+      <w:pPr>
+        <w:spacing w:before="0" w:after="110" w:line="300" w:lineRule="auto"/>
+      </w:pPr>
+      <w:r>
+        <w:rPr>
+          <w:rFonts w:ascii="Times New Roman" w:hAnsi="Times New Roman" w:eastAsia="Malgun Gothic"/>
+          <w:b/>
+          <w:i w:val="0"/>
+          <w:sz w:val="22"/>
+        </w:rPr>
+        <w:t xml:space="preserve">Лёша: </w:t>
+      </w:r>
+      <w:r>
+        <w:rPr>
+          <w:rFonts w:ascii="Times New Roman" w:hAnsi="Times New Roman" w:eastAsia="Malgun Gothic"/>
+          <w:b w:val="0"/>
+          <w:i w:val="0"/>
+          <w:sz w:val="22"/>
+        </w:rPr>
+        <w:t xml:space="preserve">При свидетелях. </w:t>
+      </w:r>
+      <w:r>
+        <w:rPr>
+          <w:rFonts w:ascii="Times New Roman" w:hAnsi="Times New Roman" w:eastAsia="Malgun Gothic"/>
+          <w:b w:val="0"/>
+          <w:i/>
+          <w:color w:val="555555"/>
+          <w:sz w:val="22"/>
+        </w:rPr>
+        <w:t>(помолчав)</w:t>
+      </w:r>
+      <w:r>
+        <w:rPr>
+          <w:rFonts w:ascii="Times New Roman" w:hAnsi="Times New Roman" w:eastAsia="Malgun Gothic"/>
+          <w:b w:val="0"/>
+          <w:i w:val="0"/>
+          <w:sz w:val="22"/>
+        </w:rPr>
+        <w:t xml:space="preserve"> Ирина, помните, я говорил, что скоро нам надо будет поговорить о вас?</w:t>
+      </w:r>
+    </w:p>
+    <w:p>
+      <w:pPr>
+        <w:spacing w:before="0" w:after="110" w:line="300" w:lineRule="auto"/>
+      </w:pPr>
+      <w:r>
+        <w:rPr>
+          <w:rFonts w:ascii="Times New Roman" w:hAnsi="Times New Roman" w:eastAsia="Malgun Gothic"/>
+          <w:b/>
+          <w:i w:val="0"/>
+          <w:sz w:val="22"/>
+        </w:rPr>
+        <w:t xml:space="preserve">Ирина: </w:t>
+      </w:r>
+      <w:r>
+        <w:rPr>
+          <w:rFonts w:ascii="Times New Roman" w:hAnsi="Times New Roman" w:eastAsia="Malgun Gothic"/>
+          <w:b w:val="0"/>
+          <w:i w:val="0"/>
+          <w:sz w:val="22"/>
+        </w:rPr>
+        <w:t>Помню. И до сих пор не знаю, бояться или нет.</w:t>
+      </w:r>
+    </w:p>
+    <w:p>
+      <w:pPr>
+        <w:spacing w:before="0" w:after="110" w:line="300" w:lineRule="auto"/>
+      </w:pPr>
+      <w:r>
+        <w:rPr>
+          <w:rFonts w:ascii="Times New Roman" w:hAnsi="Times New Roman" w:eastAsia="Malgun Gothic"/>
+          <w:b/>
+          <w:i w:val="0"/>
+          <w:sz w:val="22"/>
+        </w:rPr>
+        <w:t xml:space="preserve">Лёша: </w:t>
+      </w:r>
+      <w:r>
+        <w:rPr>
+          <w:rFonts w:ascii="Times New Roman" w:hAnsi="Times New Roman" w:eastAsia="Malgun Gothic"/>
+          <w:b w:val="0"/>
+          <w:i w:val="0"/>
+          <w:sz w:val="22"/>
+        </w:rPr>
+        <w:t>Бойтесь. Это как раз то, что нужно. В понедельник, с утра.</w:t>
+      </w:r>
+    </w:p>
+    <w:p>
+      <w:pPr>
+        <w:keepNext/>
+        <w:spacing w:before="320" w:after="140"/>
+      </w:pPr>
+      <w:r>
+        <w:rPr>
+          <w:rFonts w:ascii="Times New Roman" w:hAnsi="Times New Roman" w:eastAsia="Malgun Gothic"/>
+          <w:b/>
+          <w:i w:val="0"/>
+          <w:color w:val="1F3864"/>
+          <w:sz w:val="26"/>
+        </w:rPr>
+        <w:t>핵심 문학 인용</w:t>
+      </w:r>
+    </w:p>
+    <w:p>
+      <w:pPr>
         <w:spacing w:before="0" w:after="120"/>
       </w:pPr>
       <w:r>
@@ -3725,6 +4755,29 @@
           <w:i w:val="0"/>
           <w:sz w:val="22"/>
         </w:rPr>
+        <w:t>Тютчев, «Silentium!» (1830): «Мысль изречённая есть ложь»</w:t>
+      </w:r>
+      <w:r>
+        <w:rPr>
+          <w:rFonts w:ascii="Times New Roman" w:hAnsi="Times New Roman" w:eastAsia="Malgun Gothic"/>
+          <w:b w:val="0"/>
+          <w:i w:val="0"/>
+          <w:sz w:val="22"/>
+        </w:rPr>
+        <w:t xml:space="preserve"> — 한국어 해설: 말로 꺼낸 생각은 이미 거짓이 된다는 튜체프의 구절. 장면 2에서 크릴로프가 출판사들의 회고록 제안을 거절하며 "회고록 작가를 위한 정확한 지침"이라고 인용한다. 료샤는 오래전 다리야가 같은 구절을 자신에게 했던 것(2부 3화)을 떠올리고 "그녀는 불필요한 말을 하지 않으려고, 당신은 가장 중요한 말을 하지 않으려고 이 말을 썼다"고 되받는다. 침묵으로 권력을 지켜 온 사람의 마지막 침묵과, 그 침묵이 결국 사후 보고 노트로 깨지는 이 화의 축이다 (장면 2).</w:t>
+      </w:r>
+    </w:p>
+    <w:p>
+      <w:pPr>
+        <w:spacing w:before="0" w:after="120"/>
+      </w:pPr>
+      <w:r>
+        <w:rPr>
+          <w:rFonts w:ascii="Times New Roman" w:hAnsi="Times New Roman" w:eastAsia="Malgun Gothic"/>
+          <w:b/>
+          <w:i w:val="0"/>
+          <w:sz w:val="22"/>
+        </w:rPr>
         <w:t>Русская пословица: «Бережёного Бог бережёт»</w:t>
       </w:r>
       <w:r>
@@ -3735,6 +4788,183 @@
           <w:sz w:val="22"/>
         </w:rPr>
         <w:t xml:space="preserve"> — 한국어 해설: 조심하는 자를 신이 지킨다는 속담. 장면 3에서 크릴로프가 자신이라면 법원 영장 없는 감청과 인터넷 차단을 이 말로 정당화했을 것이라고 고백하자, 료샤가 감방에서 덧붙여 말하는 뒤 구절을 묻고, 크릴로프는 "나는 40년 동안 바로 그 호송대였다"고 스스로 답한다. 안전의 이름으로 자라난 감시 체계의 본모습을 드러내는 대목이다 (장면 3).</w:t>
+      </w:r>
+    </w:p>
+    <w:p>
+      <w:pPr>
+        <w:keepNext/>
+        <w:spacing w:before="320" w:after="140"/>
+      </w:pPr>
+      <w:r>
+        <w:rPr>
+          <w:rFonts w:ascii="Times New Roman" w:hAnsi="Times New Roman" w:eastAsia="Malgun Gothic"/>
+          <w:b/>
+          <w:i w:val="0"/>
+          <w:color w:val="1F3864"/>
+          <w:sz w:val="26"/>
+        </w:rPr>
+        <w:t>생활 표현</w:t>
+      </w:r>
+    </w:p>
+    <w:p>
+      <w:pPr>
+        <w:spacing w:before="0" w:after="120"/>
+      </w:pPr>
+      <w:r>
+        <w:rPr>
+          <w:rFonts w:ascii="Times New Roman" w:hAnsi="Times New Roman" w:eastAsia="Malgun Gothic"/>
+          <w:b/>
+          <w:i w:val="0"/>
+          <w:sz w:val="22"/>
+        </w:rPr>
+        <w:t>«Дело нехитрое»</w:t>
+      </w:r>
+      <w:r>
+        <w:rPr>
+          <w:rFonts w:ascii="Times New Roman" w:hAnsi="Times New Roman" w:eastAsia="Malgun Gothic"/>
+          <w:b w:val="0"/>
+          <w:i w:val="0"/>
+          <w:sz w:val="22"/>
+        </w:rPr>
+        <w:t xml:space="preserve"> — 한국어 해설: “별로 어려운 일 아니다”. нехитрый는 “꾀가 필요 없는, 간단한”. 할 줄 아느냐는 물음에 겸손하게 받거나 남을 안심시킬 때. 료샤가 난로에 장작을 넣으며. 장면 4.</w:t>
+      </w:r>
+    </w:p>
+    <w:p>
+      <w:pPr>
+        <w:spacing w:before="0" w:after="120"/>
+      </w:pPr>
+      <w:r>
+        <w:rPr>
+          <w:rFonts w:ascii="Times New Roman" w:hAnsi="Times New Roman" w:eastAsia="Malgun Gothic"/>
+          <w:b/>
+          <w:i w:val="0"/>
+          <w:sz w:val="22"/>
+        </w:rPr>
+        <w:t>«Не дождётесь»</w:t>
+      </w:r>
+      <w:r>
+        <w:rPr>
+          <w:rFonts w:ascii="Times New Roman" w:hAnsi="Times New Roman" w:eastAsia="Malgun Gothic"/>
+          <w:b w:val="0"/>
+          <w:i w:val="0"/>
+          <w:sz w:val="22"/>
+        </w:rPr>
+        <w:t xml:space="preserve"> — 한국어 해설: “그렇게는 안 될걸요, 기다려 봤자 소용없어요”. 상대가 내 실패·죽음 따위를 바라는 듯한 농담에 받아치는 반쯤 웃는 응수. 료샤가 “둘 다 연기에 질식하면 나라엔 나쁘지 않겠다”는 크릴로프에게. 장면 4.</w:t>
+      </w:r>
+    </w:p>
+    <w:p>
+      <w:pPr>
+        <w:spacing w:before="0" w:after="120"/>
+      </w:pPr>
+      <w:r>
+        <w:rPr>
+          <w:rFonts w:ascii="Times New Roman" w:hAnsi="Times New Roman" w:eastAsia="Malgun Gothic"/>
+          <w:b/>
+          <w:i w:val="0"/>
+          <w:sz w:val="22"/>
+        </w:rPr>
+        <w:t>«Руки у вас, оказывается, растут откуда надо»</w:t>
+      </w:r>
+      <w:r>
+        <w:rPr>
+          <w:rFonts w:ascii="Times New Roman" w:hAnsi="Times New Roman" w:eastAsia="Malgun Gothic"/>
+          <w:b w:val="0"/>
+          <w:i w:val="0"/>
+          <w:sz w:val="22"/>
+        </w:rPr>
+        <w:t xml:space="preserve"> — 한국어 해설: “손이 제대로 달려 있네요”, 곧 손재주가 있다. 반대말 «руки не из того места растут»(손재주가 없다)를 뒤집은 구어 칭찬. 장면 4.</w:t>
+      </w:r>
+    </w:p>
+    <w:p>
+      <w:pPr>
+        <w:spacing w:before="0" w:after="120"/>
+      </w:pPr>
+      <w:r>
+        <w:rPr>
+          <w:rFonts w:ascii="Times New Roman" w:hAnsi="Times New Roman" w:eastAsia="Malgun Gothic"/>
+          <w:b/>
+          <w:i w:val="0"/>
+          <w:sz w:val="22"/>
+        </w:rPr>
+        <w:t>«где ж ему быть»</w:t>
+      </w:r>
+      <w:r>
+        <w:rPr>
+          <w:rFonts w:ascii="Times New Roman" w:hAnsi="Times New Roman" w:eastAsia="Malgun Gothic"/>
+          <w:b w:val="0"/>
+          <w:i w:val="0"/>
+          <w:sz w:val="22"/>
+        </w:rPr>
+        <w:t xml:space="preserve"> — 한국어 해설: “(그거) 달리 어디 있겠어요”, 뻔한 걸 묻는다는 투. ж(же)가 “당연하지”를 강조한다. 크릴로프가 찻주전자 위치를 묻는 료샤에게. 장면 4.</w:t>
+      </w:r>
+    </w:p>
+    <w:p>
+      <w:pPr>
+        <w:spacing w:before="0" w:after="120"/>
+      </w:pPr>
+      <w:r>
+        <w:rPr>
+          <w:rFonts w:ascii="Times New Roman" w:hAnsi="Times New Roman" w:eastAsia="Malgun Gothic"/>
+          <w:b/>
+          <w:i w:val="0"/>
+          <w:sz w:val="22"/>
+        </w:rPr>
+        <w:t>«Не жалейте»</w:t>
+      </w:r>
+      <w:r>
+        <w:rPr>
+          <w:rFonts w:ascii="Times New Roman" w:hAnsi="Times New Roman" w:eastAsia="Malgun Gothic"/>
+          <w:b w:val="0"/>
+          <w:i w:val="0"/>
+          <w:sz w:val="22"/>
+        </w:rPr>
+        <w:t xml:space="preserve"> — 한국어 해설: “아끼지 말고 넉넉히 넣으세요”. жалеть(아까워하다)의 부정 명령으로, 찻잎·양념을 넣을 때부터 «Не жалейте сил»(힘을 아끼지 마세요)까지 두루 쓴다. 크릴로프가 찻잎을 얼마나 넣느냐는 료샤에게. 장면 4.</w:t>
+      </w:r>
+    </w:p>
+    <w:p>
+      <w:pPr>
+        <w:spacing w:before="0" w:after="120"/>
+      </w:pPr>
+      <w:r>
+        <w:rPr>
+          <w:rFonts w:ascii="Times New Roman" w:hAnsi="Times New Roman" w:eastAsia="Malgun Gothic"/>
+          <w:b/>
+          <w:i w:val="0"/>
+          <w:sz w:val="22"/>
+        </w:rPr>
+        <w:t>«голова не та»</w:t>
+      </w:r>
+      <w:r>
+        <w:rPr>
+          <w:rFonts w:ascii="Times New Roman" w:hAnsi="Times New Roman" w:eastAsia="Malgun Gothic"/>
+          <w:b w:val="0"/>
+          <w:i w:val="0"/>
+          <w:sz w:val="22"/>
+        </w:rPr>
+        <w:t xml:space="preserve"> — 한국어 해설: “머리가 예전 같지 않다”. не тот는 “예전 그것이 아닌”. 나이·피로로 기억력·판단력이 떨어졌다고 스스로 말할 때(«годы не те», «здоровье не то»). 장면 4.</w:t>
+      </w:r>
+    </w:p>
+    <w:p>
+      <w:pPr>
+        <w:spacing w:before="0" w:after="120"/>
+      </w:pPr>
+      <w:r>
+        <w:rPr>
+          <w:rFonts w:ascii="Times New Roman" w:hAnsi="Times New Roman" w:eastAsia="Malgun Gothic"/>
+          <w:b/>
+          <w:i w:val="0"/>
+          <w:sz w:val="22"/>
+        </w:rPr>
+        <w:t>«Посмотрите свежим глазом»</w:t>
+      </w:r>
+      <w:r>
+        <w:rPr>
+          <w:rFonts w:ascii="Times New Roman" w:hAnsi="Times New Roman" w:eastAsia="Malgun Gothic"/>
+          <w:b w:val="0"/>
+          <w:i w:val="0"/>
+          <w:sz w:val="22"/>
+        </w:rPr>
+        <w:t xml:space="preserve"> — 한국어 해설: “새로운 눈으로(선입견 없이) 한번 봐 주세요”. 오래 붙들고 있던 문제를 남에게 봐 달라고 부탁할 때. 장면 4.</w:t>
       </w:r>
     </w:p>
     <w:p>
